--- a/04_Kundendokumente/Datenanforderung_biotec.docx
+++ b/04_Kundendokumente/Datenanforderung_biotec.docx
@@ -33,6 +33,221 @@
       </w:pPr>
       <w:r>
         <w:t>Bitte stellen Sie die folgenden Unterlagen bereit. Eine Aufbereitung ist nicht nötig – Rohexporte und Beispieldateien genügen, auch wenn sie unvollständig oder unsauber sind. Lieber ein unfertiger Export als keiner: Wir sehen daraus, wie Ihre Daten wirklich aussehen.</w:t>
+      </w:r>
+    </w:p>
+    <w:p>
+      <w:pPr>
+        <w:spacing w:before="280" w:after="0"/>
+      </w:pPr>
+      <w:r>
+        <w:rPr>
+          <w:rFonts w:ascii="Calibri" w:hAnsi="Calibri"/>
+          <w:b/>
+          <w:color w:val="7F7F7F"/>
+          <w:sz w:val="15"/>
+        </w:rPr>
+        <w:t>KOORDINATION</w:t>
+      </w:r>
+    </w:p>
+    <w:p>
+      <w:pPr>
+        <w:spacing w:before="40" w:after="120"/>
+        <w:pBdr>
+          <w:bottom w:val="single" w:sz="8" w:space="2" w:color="1F4E79"/>
+        </w:pBdr>
+      </w:pPr>
+      <w:r>
+        <w:rPr>
+          <w:b/>
+          <w:color w:val="1F4E79"/>
+          <w:sz w:val="26"/>
+        </w:rPr>
+        <w:t>Ihre Ansprechpartner für uns</w:t>
+      </w:r>
+    </w:p>
+    <w:tbl>
+      <w:tblPr>
+        <w:tblStyle w:val="TableGrid"/>
+        <w:tblW w:type="auto" w:w="0"/>
+        <w:jc w:val="left"/>
+        <w:tblLook w:firstColumn="1" w:firstRow="1" w:lastColumn="0" w:lastRow="0" w:noHBand="0" w:noVBand="1" w:val="04A0"/>
+      </w:tblPr>
+      <w:tblGrid>
+        <w:gridCol w:w="3213"/>
+        <w:gridCol w:w="3213"/>
+        <w:gridCol w:w="3213"/>
+      </w:tblGrid>
+      <w:tr>
+        <w:tc>
+          <w:tcPr>
+            <w:tcW w:type="dxa" w:w="2268"/>
+            <w:shd w:val="clear" w:fill="1F4E79"/>
+          </w:tcPr>
+          <w:p>
+            <w:pPr>
+              <w:spacing w:after="0"/>
+            </w:pPr>
+            <w:r>
+              <w:rPr>
+                <w:b/>
+                <w:color w:val="FFFFFF"/>
+                <w:sz w:val="19"/>
+              </w:rPr>
+              <w:t>Name</w:t>
+            </w:r>
+          </w:p>
+        </w:tc>
+        <w:tc>
+          <w:tcPr>
+            <w:tcW w:type="dxa" w:w="3175"/>
+            <w:shd w:val="clear" w:fill="1F4E79"/>
+          </w:tcPr>
+          <w:p>
+            <w:pPr>
+              <w:spacing w:after="0"/>
+            </w:pPr>
+            <w:r>
+              <w:rPr>
+                <w:b/>
+                <w:color w:val="FFFFFF"/>
+                <w:sz w:val="19"/>
+              </w:rPr>
+              <w:t>Rolle</w:t>
+            </w:r>
+          </w:p>
+        </w:tc>
+        <w:tc>
+          <w:tcPr>
+            <w:tcW w:type="dxa" w:w="4195"/>
+            <w:shd w:val="clear" w:fill="1F4E79"/>
+          </w:tcPr>
+          <w:p>
+            <w:pPr>
+              <w:spacing w:after="0"/>
+            </w:pPr>
+            <w:r>
+              <w:rPr>
+                <w:b/>
+                <w:color w:val="FFFFFF"/>
+                <w:sz w:val="19"/>
+              </w:rPr>
+              <w:t>Zuständig für</w:t>
+            </w:r>
+          </w:p>
+        </w:tc>
+      </w:tr>
+      <w:tr>
+        <w:tc>
+          <w:tcPr>
+            <w:tcW w:type="dxa" w:w="2268"/>
+          </w:tcPr>
+          <w:p>
+            <w:pPr>
+              <w:spacing w:after="0"/>
+            </w:pPr>
+            <w:r>
+              <w:rPr>
+                <w:sz w:val="19"/>
+              </w:rPr>
+              <w:t>Michael Brand</w:t>
+            </w:r>
+          </w:p>
+        </w:tc>
+        <w:tc>
+          <w:tcPr>
+            <w:tcW w:type="dxa" w:w="3175"/>
+          </w:tcPr>
+          <w:p>
+            <w:pPr>
+              <w:spacing w:after="0"/>
+            </w:pPr>
+            <w:r>
+              <w:rPr>
+                <w:sz w:val="19"/>
+              </w:rPr>
+              <w:t>Projektleiter Hygieneinspektion, Begleiter ERP-Projekt</w:t>
+            </w:r>
+          </w:p>
+        </w:tc>
+        <w:tc>
+          <w:tcPr>
+            <w:tcW w:type="dxa" w:w="4195"/>
+          </w:tcPr>
+          <w:p>
+            <w:pPr>
+              <w:spacing w:after="0"/>
+            </w:pPr>
+            <w:r>
+              <w:rPr>
+                <w:sz w:val="19"/>
+              </w:rPr>
+              <w:t>Fachliche und technische Themen: Anlagen, Laborprozess, Gutachten, Verträge, Altsystem</w:t>
+            </w:r>
+          </w:p>
+        </w:tc>
+      </w:tr>
+      <w:tr>
+        <w:tc>
+          <w:tcPr>
+            <w:tcW w:type="dxa" w:w="2268"/>
+          </w:tcPr>
+          <w:p>
+            <w:pPr>
+              <w:spacing w:after="0"/>
+            </w:pPr>
+            <w:r>
+              <w:rPr>
+                <w:sz w:val="19"/>
+              </w:rPr>
+              <w:t>Nicole Krupa</w:t>
+            </w:r>
+          </w:p>
+        </w:tc>
+        <w:tc>
+          <w:tcPr>
+            <w:tcW w:type="dxa" w:w="3175"/>
+          </w:tcPr>
+          <w:p>
+            <w:pPr>
+              <w:spacing w:after="0"/>
+            </w:pPr>
+            <w:r>
+              <w:rPr>
+                <w:sz w:val="19"/>
+              </w:rPr>
+              <w:t>Rechnungen, Schulungen, Werbung</w:t>
+            </w:r>
+          </w:p>
+        </w:tc>
+        <w:tc>
+          <w:tcPr>
+            <w:tcW w:type="dxa" w:w="4195"/>
+          </w:tcPr>
+          <w:p>
+            <w:pPr>
+              <w:spacing w:after="0"/>
+            </w:pPr>
+            <w:r>
+              <w:rPr>
+                <w:sz w:val="19"/>
+              </w:rPr>
+              <w:t>Kaufmännische und organisatorische Themen: Kunden, Belege, Preise, Schulungen, Layout</w:t>
+            </w:r>
+          </w:p>
+        </w:tc>
+      </w:tr>
+    </w:tbl>
+    <w:p>
+      <w:pPr>
+        <w:spacing w:after="40"/>
+      </w:pPr>
+      <w:r>
+        <w:rPr>
+          <w:i/>
+          <w:color w:val="7F7F7F"/>
+          <w:sz w:val="18"/>
+        </w:rPr>
+        <w:t>Beide bündeln die Rückmeldungen auf Ihrer Seite und stimmen sich mit den übrigen Beteiligten ab. Wir wenden uns mit Rückfragen an sie, statt einzelne Personen direkt anzusprechen.</w:t>
       </w:r>
     </w:p>
     <w:p>
@@ -178,7 +393,7 @@
           <w:color w:val="7F7F7F"/>
           <w:sz w:val="15"/>
         </w:rPr>
-        <w:t>ZUORDNUNG NACH ROLLE</w:t>
+        <w:t>ZUORDNUNG IN DER TABELLE</w:t>
       </w:r>
     </w:p>
     <w:p>
@@ -207,7 +422,7 @@
           <w:color w:val="7F7F7F"/>
           <w:sz w:val="18"/>
         </w:rPr>
-        <w:t>Vorschlag auf Basis der im Discovery Call genannten Funktionen – bitte korrigieren, wenn intern anders verteilt.</w:t>
+        <w:t>In der Spalte „Wer“ steht, wer die Unterlage am schnellsten zur Hand hat – ein Vorschlag auf Basis der im Discovery Call genannten Funktionen. Die Koordination läuft über Herrn Brand und Frau Krupa; bitte intern gern anders verteilen, wenn es so besser passt.</w:t>
       </w:r>
     </w:p>
     <w:tbl>
@@ -310,7 +525,7 @@
               <w:rPr>
                 <w:sz w:val="19"/>
               </w:rPr>
-              <w:t>Michael Brand – Projektleiter Hygieneinspektion, Begleiter ERP-Projekt</w:t>
+              <w:t>Michael Brand – Ansprechpartner (fachlich/technisch)</w:t>
             </w:r>
           </w:p>
         </w:tc>
@@ -344,7 +559,7 @@
               <w:rPr>
                 <w:sz w:val="19"/>
               </w:rPr>
-              <w:t>M. Frank</w:t>
+              <w:t>N. Krupa</w:t>
             </w:r>
           </w:p>
         </w:tc>
@@ -360,7 +575,7 @@
               <w:rPr>
                 <w:sz w:val="19"/>
               </w:rPr>
-              <w:t>Melanie Frank – Laborkoordination, übergeordnete Prozesse</w:t>
+              <w:t>Nicole Krupa – Ansprechpartnerin (kaufmännisch/organisatorisch)</w:t>
             </w:r>
           </w:p>
         </w:tc>
@@ -376,7 +591,7 @@
               <w:rPr>
                 <w:sz w:val="19"/>
               </w:rPr>
-              <w:t>Labor, Analysemethoden, Prüfpläne, Eigenproduktion</w:t>
+              <w:t>Kunden, Belege, Preise, Schulungen, Layout</w:t>
             </w:r>
           </w:p>
         </w:tc>
@@ -394,7 +609,7 @@
               <w:rPr>
                 <w:sz w:val="19"/>
               </w:rPr>
-              <w:t>N. Krupa</w:t>
+              <w:t>M. Frank</w:t>
             </w:r>
           </w:p>
         </w:tc>
@@ -410,7 +625,7 @@
               <w:rPr>
                 <w:sz w:val="19"/>
               </w:rPr>
-              <w:t>Nicole Krupa – Rechnungen, Schulungen, Werbung</w:t>
+              <w:t>Melanie Frank – Laborkoordination, übergeordnete Prozesse</w:t>
             </w:r>
           </w:p>
         </w:tc>
@@ -426,7 +641,7 @@
               <w:rPr>
                 <w:sz w:val="19"/>
               </w:rPr>
-              <w:t>Kunden, Belege, Preise, Schulungen, Layout</w:t>
+              <w:t>Labor, Analysemethoden, Prüfpläne, Eigenproduktion</w:t>
             </w:r>
           </w:p>
         </w:tc>
@@ -8355,6 +8570,8 @@
           <w:sz w:val="20"/>
         </w:rPr>
         <w:t>Michael Simon  ·  michael.simon@certoclav.com  ·  CertoClav Consulting</w:t>
+        <w:br/>
+        <w:t>Auf Ihrer Seite: Michael Brand und Nicole Krupa</w:t>
       </w:r>
     </w:p>
     <w:sectPr>

--- a/04_Kundendokumente/Datenanforderung_biotec.docx
+++ b/04_Kundendokumente/Datenanforderung_biotec.docx
@@ -73,13 +73,52 @@
         <w:tblLook w:firstColumn="1" w:firstRow="1" w:lastColumn="0" w:lastRow="0" w:noHBand="0" w:noVBand="1" w:val="04A0"/>
       </w:tblPr>
       <w:tblGrid>
-        <w:gridCol w:w="3213"/>
-        <w:gridCol w:w="3213"/>
-        <w:gridCol w:w="3213"/>
+        <w:gridCol w:w="2409"/>
+        <w:gridCol w:w="2409"/>
+        <w:gridCol w:w="2409"/>
+        <w:gridCol w:w="2409"/>
       </w:tblGrid>
       <w:tr>
         <w:tc>
           <w:tcPr>
+            <w:tcW w:type="dxa" w:w="1814"/>
+            <w:shd w:val="clear" w:fill="1F4E79"/>
+          </w:tcPr>
+          <w:p>
+            <w:pPr>
+              <w:spacing w:after="0"/>
+            </w:pPr>
+            <w:r>
+              <w:rPr>
+                <w:b/>
+                <w:color w:val="FFFFFF"/>
+                <w:sz w:val="19"/>
+              </w:rPr>
+              <w:t>Name</w:t>
+            </w:r>
+          </w:p>
+        </w:tc>
+        <w:tc>
+          <w:tcPr>
+            <w:tcW w:type="dxa" w:w="2721"/>
+            <w:shd w:val="clear" w:fill="1F4E79"/>
+          </w:tcPr>
+          <w:p>
+            <w:pPr>
+              <w:spacing w:after="0"/>
+            </w:pPr>
+            <w:r>
+              <w:rPr>
+                <w:b/>
+                <w:color w:val="FFFFFF"/>
+                <w:sz w:val="19"/>
+              </w:rPr>
+              <w:t>E-Mail</w:t>
+            </w:r>
+          </w:p>
+        </w:tc>
+        <w:tc>
+          <w:tcPr>
             <w:tcW w:type="dxa" w:w="2268"/>
             <w:shd w:val="clear" w:fill="1F4E79"/>
           </w:tcPr>
@@ -93,13 +132,13 @@
                 <w:color w:val="FFFFFF"/>
                 <w:sz w:val="19"/>
               </w:rPr>
-              <w:t>Name</w:t>
-            </w:r>
-          </w:p>
-        </w:tc>
-        <w:tc>
-          <w:tcPr>
-            <w:tcW w:type="dxa" w:w="3175"/>
+              <w:t>Rolle</w:t>
+            </w:r>
+          </w:p>
+        </w:tc>
+        <w:tc>
+          <w:tcPr>
+            <w:tcW w:type="dxa" w:w="2835"/>
             <w:shd w:val="clear" w:fill="1F4E79"/>
           </w:tcPr>
           <w:p>
@@ -112,25 +151,6 @@
                 <w:color w:val="FFFFFF"/>
                 <w:sz w:val="19"/>
               </w:rPr>
-              <w:t>Rolle</w:t>
-            </w:r>
-          </w:p>
-        </w:tc>
-        <w:tc>
-          <w:tcPr>
-            <w:tcW w:type="dxa" w:w="4195"/>
-            <w:shd w:val="clear" w:fill="1F4E79"/>
-          </w:tcPr>
-          <w:p>
-            <w:pPr>
-              <w:spacing w:after="0"/>
-            </w:pPr>
-            <w:r>
-              <w:rPr>
-                <w:b/>
-                <w:color w:val="FFFFFF"/>
-                <w:sz w:val="19"/>
-              </w:rPr>
               <w:t>Zuständig für</w:t>
             </w:r>
           </w:p>
@@ -139,6 +159,38 @@
       <w:tr>
         <w:tc>
           <w:tcPr>
+            <w:tcW w:type="dxa" w:w="1814"/>
+          </w:tcPr>
+          <w:p>
+            <w:pPr>
+              <w:spacing w:after="0"/>
+            </w:pPr>
+            <w:r>
+              <w:rPr>
+                <w:sz w:val="19"/>
+              </w:rPr>
+              <w:t>Michael Brand</w:t>
+            </w:r>
+          </w:p>
+        </w:tc>
+        <w:tc>
+          <w:tcPr>
+            <w:tcW w:type="dxa" w:w="2721"/>
+          </w:tcPr>
+          <w:p>
+            <w:pPr>
+              <w:spacing w:after="0"/>
+            </w:pPr>
+            <w:r>
+              <w:rPr>
+                <w:sz w:val="19"/>
+              </w:rPr>
+              <w:t>michael.brand@biotec-gmbh.com</w:t>
+            </w:r>
+          </w:p>
+        </w:tc>
+        <w:tc>
+          <w:tcPr>
             <w:tcW w:type="dxa" w:w="2268"/>
           </w:tcPr>
           <w:p>
@@ -149,29 +201,13 @@
               <w:rPr>
                 <w:sz w:val="19"/>
               </w:rPr>
-              <w:t>Michael Brand</w:t>
-            </w:r>
-          </w:p>
-        </w:tc>
-        <w:tc>
-          <w:tcPr>
-            <w:tcW w:type="dxa" w:w="3175"/>
-          </w:tcPr>
-          <w:p>
-            <w:pPr>
-              <w:spacing w:after="0"/>
-            </w:pPr>
-            <w:r>
-              <w:rPr>
-                <w:sz w:val="19"/>
-              </w:rPr>
               <w:t>Projektleiter Hygieneinspektion, Begleiter ERP-Projekt</w:t>
             </w:r>
           </w:p>
         </w:tc>
         <w:tc>
           <w:tcPr>
-            <w:tcW w:type="dxa" w:w="4195"/>
+            <w:tcW w:type="dxa" w:w="2835"/>
           </w:tcPr>
           <w:p>
             <w:pPr>
@@ -189,6 +225,38 @@
       <w:tr>
         <w:tc>
           <w:tcPr>
+            <w:tcW w:type="dxa" w:w="1814"/>
+          </w:tcPr>
+          <w:p>
+            <w:pPr>
+              <w:spacing w:after="0"/>
+            </w:pPr>
+            <w:r>
+              <w:rPr>
+                <w:sz w:val="19"/>
+              </w:rPr>
+              <w:t>Nicole Krupa</w:t>
+            </w:r>
+          </w:p>
+        </w:tc>
+        <w:tc>
+          <w:tcPr>
+            <w:tcW w:type="dxa" w:w="2721"/>
+          </w:tcPr>
+          <w:p>
+            <w:pPr>
+              <w:spacing w:after="0"/>
+            </w:pPr>
+            <w:r>
+              <w:rPr>
+                <w:sz w:val="19"/>
+              </w:rPr>
+              <w:t>nicole.krupa@biotec-gmbh.com</w:t>
+            </w:r>
+          </w:p>
+        </w:tc>
+        <w:tc>
+          <w:tcPr>
             <w:tcW w:type="dxa" w:w="2268"/>
           </w:tcPr>
           <w:p>
@@ -199,29 +267,13 @@
               <w:rPr>
                 <w:sz w:val="19"/>
               </w:rPr>
-              <w:t>Nicole Krupa</w:t>
-            </w:r>
-          </w:p>
-        </w:tc>
-        <w:tc>
-          <w:tcPr>
-            <w:tcW w:type="dxa" w:w="3175"/>
-          </w:tcPr>
-          <w:p>
-            <w:pPr>
-              <w:spacing w:after="0"/>
-            </w:pPr>
-            <w:r>
-              <w:rPr>
-                <w:sz w:val="19"/>
-              </w:rPr>
               <w:t>Rechnungen, Schulungen, Werbung</w:t>
             </w:r>
           </w:p>
         </w:tc>
         <w:tc>
           <w:tcPr>
-            <w:tcW w:type="dxa" w:w="4195"/>
+            <w:tcW w:type="dxa" w:w="2835"/>
           </w:tcPr>
           <w:p>
             <w:pPr>
@@ -8571,7 +8623,7 @@
         </w:rPr>
         <w:t>Michael Simon  ·  michael.simon@certoclav.com  ·  CertoClav Consulting</w:t>
         <w:br/>
-        <w:t>Auf Ihrer Seite: Michael Brand und Nicole Krupa</w:t>
+        <w:t>Auf Ihrer Seite: Michael Brand (michael.brand@biotec-gmbh.com) und Nicole Krupa (nicole.krupa@biotec-gmbh.com)</w:t>
       </w:r>
     </w:p>
     <w:sectPr>

--- a/04_Kundendokumente/Datenanforderung_biotec.docx
+++ b/04_Kundendokumente/Datenanforderung_biotec.docx
@@ -8643,25 +8643,40 @@
   <w:p>
     <w:pPr>
       <w:pStyle w:val="Footer"/>
+      <w:spacing w:after="0"/>
+      <w:jc w:val="center"/>
+    </w:pPr>
+    <w:r/>
+    <w:r>
+      <w:rPr>
+        <w:color w:val="7F7F7F"/>
+        <w:sz w:val="13"/>
+      </w:rPr>
+      <w:t>CertoClav Sterilizer GmbH  ·  Peintner Straße 10, 4060 Leonding, Österreich  ·  Geschäftsführer: Michael Simon (geb. Dirix), MSc.</w:t>
+    </w:r>
+  </w:p>
+  <w:p>
+    <w:pPr>
+      <w:spacing w:after="0"/>
       <w:jc w:val="center"/>
     </w:pPr>
     <w:r>
       <w:rPr>
         <w:color w:val="7F7F7F"/>
-        <w:sz w:val="15"/>
-      </w:rPr>
+        <w:sz w:val="13"/>
+      </w:rPr>
+      <w:t>Firmenbuch: Landesgericht Linz, FN 122912d  ·  UID ATU22821702  ·  Tel. +43 732 674 278  ·  support@certoclav.com  ·  www.certoclav.com</w:t>
     </w:r>
+  </w:p>
+  <w:p>
+    <w:pPr>
+      <w:spacing w:before="40"/>
+      <w:jc w:val="center"/>
+    </w:pPr>
     <w:r>
       <w:rPr>
         <w:color w:val="7F7F7F"/>
-        <w:sz w:val="15"/>
-      </w:rPr>
-      <w:t xml:space="preserve">CertoClav Sterilizer GmbH  ·  Leonding, Österreich  ·  support@certoclav.com  ·  www.certoclav.com   ·   </w:t>
-    </w:r>
-    <w:r>
-      <w:rPr>
-        <w:color w:val="7F7F7F"/>
-        <w:sz w:val="15"/>
+        <w:sz w:val="14"/>
       </w:rPr>
       <w:t xml:space="preserve">Seite </w:t>
     </w:r>
@@ -8673,7 +8688,7 @@
     <w:r>
       <w:rPr>
         <w:color w:val="7F7F7F"/>
-        <w:sz w:val="15"/>
+        <w:sz w:val="14"/>
       </w:rPr>
       <w:t xml:space="preserve"> von </w:t>
     </w:r>

--- a/04_Kundendokumente/Datenanforderung_biotec.docx
+++ b/04_Kundendokumente/Datenanforderung_biotec.docx
@@ -338,7 +338,7 @@
         <w:ind w:left="397"/>
       </w:pPr>
       <w:r>
-        <w:t>– Paket 1 – wird für das Scoping und die Aufwandsschätzung gebraucht. Bitte zuerst, auch unvollständig.</w:t>
+        <w:t>– Paket 1 – in den Tabellen gelb hinterlegt. Das brauchen wir zuerst, für Scoping und Aufwandsschätzung. Auch unvollständig.</w:t>
       </w:r>
     </w:p>
     <w:p>
@@ -359,6 +359,57 @@
         <w:t>– Paket 3 – für den Feinschliff vor dem Go-live.</w:t>
       </w:r>
     </w:p>
+    <w:tbl>
+      <w:tblPr>
+        <w:tblStyle w:val="TableGrid"/>
+        <w:tblW w:type="auto" w:w="0"/>
+        <w:jc w:val="left"/>
+        <w:tblLook w:firstColumn="1" w:firstRow="1" w:lastColumn="0" w:lastRow="0" w:noHBand="0" w:noVBand="1" w:val="04A0"/>
+      </w:tblPr>
+      <w:tblGrid>
+        <w:gridCol w:w="9638"/>
+      </w:tblGrid>
+      <w:tr>
+        <w:tc>
+          <w:tcPr>
+            <w:tcW w:type="dxa" w:w="9638"/>
+            <w:shd w:val="clear" w:fill="1F4E79"/>
+          </w:tcPr>
+          <w:p>
+            <w:pPr>
+              <w:spacing w:after="0"/>
+            </w:pPr>
+            <w:r>
+              <w:rPr>
+                <w:b/>
+                <w:color w:val="FFFFFF"/>
+                <w:sz w:val="19"/>
+              </w:rPr>
+              <w:t>Legende</w:t>
+            </w:r>
+          </w:p>
+        </w:tc>
+      </w:tr>
+      <w:tr>
+        <w:tc>
+          <w:tcPr>
+            <w:tcW w:type="dxa" w:w="9638"/>
+            <w:shd w:val="clear" w:fill="FFF2A8"/>
+          </w:tcPr>
+          <w:p>
+            <w:pPr>
+              <w:spacing w:after="0"/>
+            </w:pPr>
+            <w:r>
+              <w:rPr>
+                <w:sz w:val="19"/>
+              </w:rPr>
+              <w:t>Gelb hinterlegte Zeilen = Paket 1. Diese Positionen brauchen wir zuerst.</w:t>
+            </w:r>
+          </w:p>
+        </w:tc>
+      </w:tr>
+    </w:tbl>
     <w:p>
       <w:pPr>
         <w:spacing w:before="280" w:after="0"/>
@@ -1005,6 +1056,7 @@
         <w:tc>
           <w:tcPr>
             <w:tcW w:type="dxa" w:w="567"/>
+            <w:shd w:val="clear" w:fill="FFF2A8"/>
           </w:tcPr>
           <w:p>
             <w:pPr>
@@ -1021,6 +1073,7 @@
         <w:tc>
           <w:tcPr>
             <w:tcW w:type="dxa" w:w="4195"/>
+            <w:shd w:val="clear" w:fill="FFF2A8"/>
           </w:tcPr>
           <w:p>
             <w:pPr>
@@ -1037,6 +1090,7 @@
         <w:tc>
           <w:tcPr>
             <w:tcW w:type="dxa" w:w="1701"/>
+            <w:shd w:val="clear" w:fill="FFF2A8"/>
           </w:tcPr>
           <w:p>
             <w:pPr>
@@ -1053,6 +1107,7 @@
         <w:tc>
           <w:tcPr>
             <w:tcW w:type="dxa" w:w="1247"/>
+            <w:shd w:val="clear" w:fill="FFF2A8"/>
           </w:tcPr>
           <w:p>
             <w:pPr>
@@ -1069,6 +1124,7 @@
         <w:tc>
           <w:tcPr>
             <w:tcW w:type="dxa" w:w="794"/>
+            <w:shd w:val="clear" w:fill="FFF2A8"/>
           </w:tcPr>
           <w:p>
             <w:pPr>
@@ -1085,6 +1141,7 @@
         <w:tc>
           <w:tcPr>
             <w:tcW w:type="dxa" w:w="1020"/>
+            <w:shd w:val="clear" w:fill="FFF2A8"/>
           </w:tcPr>
           <w:p>
             <w:pPr>
@@ -1201,6 +1258,7 @@
         <w:tc>
           <w:tcPr>
             <w:tcW w:type="dxa" w:w="567"/>
+            <w:shd w:val="clear" w:fill="FFF2A8"/>
           </w:tcPr>
           <w:p>
             <w:pPr>
@@ -1217,6 +1275,7 @@
         <w:tc>
           <w:tcPr>
             <w:tcW w:type="dxa" w:w="4195"/>
+            <w:shd w:val="clear" w:fill="FFF2A8"/>
           </w:tcPr>
           <w:p>
             <w:pPr>
@@ -1233,6 +1292,7 @@
         <w:tc>
           <w:tcPr>
             <w:tcW w:type="dxa" w:w="1701"/>
+            <w:shd w:val="clear" w:fill="FFF2A8"/>
           </w:tcPr>
           <w:p>
             <w:pPr>
@@ -1249,6 +1309,7 @@
         <w:tc>
           <w:tcPr>
             <w:tcW w:type="dxa" w:w="1247"/>
+            <w:shd w:val="clear" w:fill="FFF2A8"/>
           </w:tcPr>
           <w:p>
             <w:pPr>
@@ -1265,6 +1326,7 @@
         <w:tc>
           <w:tcPr>
             <w:tcW w:type="dxa" w:w="794"/>
+            <w:shd w:val="clear" w:fill="FFF2A8"/>
           </w:tcPr>
           <w:p>
             <w:pPr>
@@ -1281,6 +1343,7 @@
         <w:tc>
           <w:tcPr>
             <w:tcW w:type="dxa" w:w="1020"/>
+            <w:shd w:val="clear" w:fill="FFF2A8"/>
           </w:tcPr>
           <w:p>
             <w:pPr>
@@ -1460,6 +1523,7 @@
         <w:tc>
           <w:tcPr>
             <w:tcW w:type="dxa" w:w="567"/>
+            <w:shd w:val="clear" w:fill="FFF2A8"/>
           </w:tcPr>
           <w:p>
             <w:pPr>
@@ -1476,6 +1540,7 @@
         <w:tc>
           <w:tcPr>
             <w:tcW w:type="dxa" w:w="4195"/>
+            <w:shd w:val="clear" w:fill="FFF2A8"/>
           </w:tcPr>
           <w:p>
             <w:pPr>
@@ -1492,6 +1557,7 @@
         <w:tc>
           <w:tcPr>
             <w:tcW w:type="dxa" w:w="1701"/>
+            <w:shd w:val="clear" w:fill="FFF2A8"/>
           </w:tcPr>
           <w:p>
             <w:pPr>
@@ -1508,6 +1574,7 @@
         <w:tc>
           <w:tcPr>
             <w:tcW w:type="dxa" w:w="1247"/>
+            <w:shd w:val="clear" w:fill="FFF2A8"/>
           </w:tcPr>
           <w:p>
             <w:pPr>
@@ -1524,6 +1591,7 @@
         <w:tc>
           <w:tcPr>
             <w:tcW w:type="dxa" w:w="794"/>
+            <w:shd w:val="clear" w:fill="FFF2A8"/>
           </w:tcPr>
           <w:p>
             <w:pPr>
@@ -1540,6 +1608,7 @@
         <w:tc>
           <w:tcPr>
             <w:tcW w:type="dxa" w:w="1020"/>
+            <w:shd w:val="clear" w:fill="FFF2A8"/>
           </w:tcPr>
           <w:p>
             <w:pPr>
@@ -1558,6 +1627,7 @@
         <w:tc>
           <w:tcPr>
             <w:tcW w:type="dxa" w:w="567"/>
+            <w:shd w:val="clear" w:fill="FFF2A8"/>
           </w:tcPr>
           <w:p>
             <w:pPr>
@@ -1574,6 +1644,7 @@
         <w:tc>
           <w:tcPr>
             <w:tcW w:type="dxa" w:w="4195"/>
+            <w:shd w:val="clear" w:fill="FFF2A8"/>
           </w:tcPr>
           <w:p>
             <w:pPr>
@@ -1590,6 +1661,7 @@
         <w:tc>
           <w:tcPr>
             <w:tcW w:type="dxa" w:w="1701"/>
+            <w:shd w:val="clear" w:fill="FFF2A8"/>
           </w:tcPr>
           <w:p>
             <w:pPr>
@@ -1606,6 +1678,7 @@
         <w:tc>
           <w:tcPr>
             <w:tcW w:type="dxa" w:w="1247"/>
+            <w:shd w:val="clear" w:fill="FFF2A8"/>
           </w:tcPr>
           <w:p>
             <w:pPr>
@@ -1622,6 +1695,7 @@
         <w:tc>
           <w:tcPr>
             <w:tcW w:type="dxa" w:w="794"/>
+            <w:shd w:val="clear" w:fill="FFF2A8"/>
           </w:tcPr>
           <w:p>
             <w:pPr>
@@ -1638,6 +1712,7 @@
         <w:tc>
           <w:tcPr>
             <w:tcW w:type="dxa" w:w="1020"/>
+            <w:shd w:val="clear" w:fill="FFF2A8"/>
           </w:tcPr>
           <w:p>
             <w:pPr>
@@ -2553,6 +2628,7 @@
         <w:tc>
           <w:tcPr>
             <w:tcW w:type="dxa" w:w="567"/>
+            <w:shd w:val="clear" w:fill="FFF2A8"/>
           </w:tcPr>
           <w:p>
             <w:pPr>
@@ -2569,6 +2645,7 @@
         <w:tc>
           <w:tcPr>
             <w:tcW w:type="dxa" w:w="4195"/>
+            <w:shd w:val="clear" w:fill="FFF2A8"/>
           </w:tcPr>
           <w:p>
             <w:pPr>
@@ -2585,6 +2662,7 @@
         <w:tc>
           <w:tcPr>
             <w:tcW w:type="dxa" w:w="1701"/>
+            <w:shd w:val="clear" w:fill="FFF2A8"/>
           </w:tcPr>
           <w:p>
             <w:pPr>
@@ -2601,6 +2679,7 @@
         <w:tc>
           <w:tcPr>
             <w:tcW w:type="dxa" w:w="1247"/>
+            <w:shd w:val="clear" w:fill="FFF2A8"/>
           </w:tcPr>
           <w:p>
             <w:pPr>
@@ -2617,6 +2696,7 @@
         <w:tc>
           <w:tcPr>
             <w:tcW w:type="dxa" w:w="794"/>
+            <w:shd w:val="clear" w:fill="FFF2A8"/>
           </w:tcPr>
           <w:p>
             <w:pPr>
@@ -2633,6 +2713,7 @@
         <w:tc>
           <w:tcPr>
             <w:tcW w:type="dxa" w:w="1020"/>
+            <w:shd w:val="clear" w:fill="FFF2A8"/>
           </w:tcPr>
           <w:p>
             <w:pPr>
@@ -2651,6 +2732,7 @@
         <w:tc>
           <w:tcPr>
             <w:tcW w:type="dxa" w:w="567"/>
+            <w:shd w:val="clear" w:fill="FFF2A8"/>
           </w:tcPr>
           <w:p>
             <w:pPr>
@@ -2667,6 +2749,7 @@
         <w:tc>
           <w:tcPr>
             <w:tcW w:type="dxa" w:w="4195"/>
+            <w:shd w:val="clear" w:fill="FFF2A8"/>
           </w:tcPr>
           <w:p>
             <w:pPr>
@@ -2683,6 +2766,7 @@
         <w:tc>
           <w:tcPr>
             <w:tcW w:type="dxa" w:w="1701"/>
+            <w:shd w:val="clear" w:fill="FFF2A8"/>
           </w:tcPr>
           <w:p>
             <w:pPr>
@@ -2699,6 +2783,7 @@
         <w:tc>
           <w:tcPr>
             <w:tcW w:type="dxa" w:w="1247"/>
+            <w:shd w:val="clear" w:fill="FFF2A8"/>
           </w:tcPr>
           <w:p>
             <w:pPr>
@@ -2715,6 +2800,7 @@
         <w:tc>
           <w:tcPr>
             <w:tcW w:type="dxa" w:w="794"/>
+            <w:shd w:val="clear" w:fill="FFF2A8"/>
           </w:tcPr>
           <w:p>
             <w:pPr>
@@ -2731,6 +2817,7 @@
         <w:tc>
           <w:tcPr>
             <w:tcW w:type="dxa" w:w="1020"/>
+            <w:shd w:val="clear" w:fill="FFF2A8"/>
           </w:tcPr>
           <w:p>
             <w:pPr>
@@ -2749,6 +2836,7 @@
         <w:tc>
           <w:tcPr>
             <w:tcW w:type="dxa" w:w="567"/>
+            <w:shd w:val="clear" w:fill="FFF2A8"/>
           </w:tcPr>
           <w:p>
             <w:pPr>
@@ -2765,6 +2853,7 @@
         <w:tc>
           <w:tcPr>
             <w:tcW w:type="dxa" w:w="4195"/>
+            <w:shd w:val="clear" w:fill="FFF2A8"/>
           </w:tcPr>
           <w:p>
             <w:pPr>
@@ -2781,6 +2870,7 @@
         <w:tc>
           <w:tcPr>
             <w:tcW w:type="dxa" w:w="1701"/>
+            <w:shd w:val="clear" w:fill="FFF2A8"/>
           </w:tcPr>
           <w:p>
             <w:pPr>
@@ -2797,6 +2887,7 @@
         <w:tc>
           <w:tcPr>
             <w:tcW w:type="dxa" w:w="1247"/>
+            <w:shd w:val="clear" w:fill="FFF2A8"/>
           </w:tcPr>
           <w:p>
             <w:pPr>
@@ -2813,6 +2904,7 @@
         <w:tc>
           <w:tcPr>
             <w:tcW w:type="dxa" w:w="794"/>
+            <w:shd w:val="clear" w:fill="FFF2A8"/>
           </w:tcPr>
           <w:p>
             <w:pPr>
@@ -2829,6 +2921,7 @@
         <w:tc>
           <w:tcPr>
             <w:tcW w:type="dxa" w:w="1020"/>
+            <w:shd w:val="clear" w:fill="FFF2A8"/>
           </w:tcPr>
           <w:p>
             <w:pPr>
@@ -2847,6 +2940,7 @@
         <w:tc>
           <w:tcPr>
             <w:tcW w:type="dxa" w:w="567"/>
+            <w:shd w:val="clear" w:fill="FFF2A8"/>
           </w:tcPr>
           <w:p>
             <w:pPr>
@@ -2863,6 +2957,7 @@
         <w:tc>
           <w:tcPr>
             <w:tcW w:type="dxa" w:w="4195"/>
+            <w:shd w:val="clear" w:fill="FFF2A8"/>
           </w:tcPr>
           <w:p>
             <w:pPr>
@@ -2879,6 +2974,7 @@
         <w:tc>
           <w:tcPr>
             <w:tcW w:type="dxa" w:w="1701"/>
+            <w:shd w:val="clear" w:fill="FFF2A8"/>
           </w:tcPr>
           <w:p>
             <w:pPr>
@@ -2895,6 +2991,7 @@
         <w:tc>
           <w:tcPr>
             <w:tcW w:type="dxa" w:w="1247"/>
+            <w:shd w:val="clear" w:fill="FFF2A8"/>
           </w:tcPr>
           <w:p>
             <w:pPr>
@@ -2911,6 +3008,7 @@
         <w:tc>
           <w:tcPr>
             <w:tcW w:type="dxa" w:w="794"/>
+            <w:shd w:val="clear" w:fill="FFF2A8"/>
           </w:tcPr>
           <w:p>
             <w:pPr>
@@ -2927,6 +3025,7 @@
         <w:tc>
           <w:tcPr>
             <w:tcW w:type="dxa" w:w="1020"/>
+            <w:shd w:val="clear" w:fill="FFF2A8"/>
           </w:tcPr>
           <w:p>
             <w:pPr>
@@ -3191,6 +3290,7 @@
         <w:tc>
           <w:tcPr>
             <w:tcW w:type="dxa" w:w="567"/>
+            <w:shd w:val="clear" w:fill="FFF2A8"/>
           </w:tcPr>
           <w:p>
             <w:pPr>
@@ -3207,6 +3307,7 @@
         <w:tc>
           <w:tcPr>
             <w:tcW w:type="dxa" w:w="4195"/>
+            <w:shd w:val="clear" w:fill="FFF2A8"/>
           </w:tcPr>
           <w:p>
             <w:pPr>
@@ -3223,6 +3324,7 @@
         <w:tc>
           <w:tcPr>
             <w:tcW w:type="dxa" w:w="1701"/>
+            <w:shd w:val="clear" w:fill="FFF2A8"/>
           </w:tcPr>
           <w:p>
             <w:pPr>
@@ -3239,6 +3341,7 @@
         <w:tc>
           <w:tcPr>
             <w:tcW w:type="dxa" w:w="1247"/>
+            <w:shd w:val="clear" w:fill="FFF2A8"/>
           </w:tcPr>
           <w:p>
             <w:pPr>
@@ -3255,6 +3358,7 @@
         <w:tc>
           <w:tcPr>
             <w:tcW w:type="dxa" w:w="794"/>
+            <w:shd w:val="clear" w:fill="FFF2A8"/>
           </w:tcPr>
           <w:p>
             <w:pPr>
@@ -3271,6 +3375,7 @@
         <w:tc>
           <w:tcPr>
             <w:tcW w:type="dxa" w:w="1020"/>
+            <w:shd w:val="clear" w:fill="FFF2A8"/>
           </w:tcPr>
           <w:p>
             <w:pPr>
@@ -3289,6 +3394,7 @@
         <w:tc>
           <w:tcPr>
             <w:tcW w:type="dxa" w:w="567"/>
+            <w:shd w:val="clear" w:fill="FFF2A8"/>
           </w:tcPr>
           <w:p>
             <w:pPr>
@@ -3305,6 +3411,7 @@
         <w:tc>
           <w:tcPr>
             <w:tcW w:type="dxa" w:w="4195"/>
+            <w:shd w:val="clear" w:fill="FFF2A8"/>
           </w:tcPr>
           <w:p>
             <w:pPr>
@@ -3321,6 +3428,7 @@
         <w:tc>
           <w:tcPr>
             <w:tcW w:type="dxa" w:w="1701"/>
+            <w:shd w:val="clear" w:fill="FFF2A8"/>
           </w:tcPr>
           <w:p>
             <w:pPr>
@@ -3337,6 +3445,7 @@
         <w:tc>
           <w:tcPr>
             <w:tcW w:type="dxa" w:w="1247"/>
+            <w:shd w:val="clear" w:fill="FFF2A8"/>
           </w:tcPr>
           <w:p>
             <w:pPr>
@@ -3353,6 +3462,7 @@
         <w:tc>
           <w:tcPr>
             <w:tcW w:type="dxa" w:w="794"/>
+            <w:shd w:val="clear" w:fill="FFF2A8"/>
           </w:tcPr>
           <w:p>
             <w:pPr>
@@ -3369,6 +3479,7 @@
         <w:tc>
           <w:tcPr>
             <w:tcW w:type="dxa" w:w="1020"/>
+            <w:shd w:val="clear" w:fill="FFF2A8"/>
           </w:tcPr>
           <w:p>
             <w:pPr>
@@ -3485,6 +3596,7 @@
         <w:tc>
           <w:tcPr>
             <w:tcW w:type="dxa" w:w="567"/>
+            <w:shd w:val="clear" w:fill="FFF2A8"/>
           </w:tcPr>
           <w:p>
             <w:pPr>
@@ -3501,6 +3613,7 @@
         <w:tc>
           <w:tcPr>
             <w:tcW w:type="dxa" w:w="4195"/>
+            <w:shd w:val="clear" w:fill="FFF2A8"/>
           </w:tcPr>
           <w:p>
             <w:pPr>
@@ -3517,6 +3630,7 @@
         <w:tc>
           <w:tcPr>
             <w:tcW w:type="dxa" w:w="1701"/>
+            <w:shd w:val="clear" w:fill="FFF2A8"/>
           </w:tcPr>
           <w:p>
             <w:pPr>
@@ -3533,6 +3647,7 @@
         <w:tc>
           <w:tcPr>
             <w:tcW w:type="dxa" w:w="1247"/>
+            <w:shd w:val="clear" w:fill="FFF2A8"/>
           </w:tcPr>
           <w:p>
             <w:pPr>
@@ -3549,6 +3664,7 @@
         <w:tc>
           <w:tcPr>
             <w:tcW w:type="dxa" w:w="794"/>
+            <w:shd w:val="clear" w:fill="FFF2A8"/>
           </w:tcPr>
           <w:p>
             <w:pPr>
@@ -3565,6 +3681,7 @@
         <w:tc>
           <w:tcPr>
             <w:tcW w:type="dxa" w:w="1020"/>
+            <w:shd w:val="clear" w:fill="FFF2A8"/>
           </w:tcPr>
           <w:p>
             <w:pPr>
@@ -3927,6 +4044,7 @@
         <w:tc>
           <w:tcPr>
             <w:tcW w:type="dxa" w:w="567"/>
+            <w:shd w:val="clear" w:fill="FFF2A8"/>
           </w:tcPr>
           <w:p>
             <w:pPr>
@@ -3943,6 +4061,7 @@
         <w:tc>
           <w:tcPr>
             <w:tcW w:type="dxa" w:w="4195"/>
+            <w:shd w:val="clear" w:fill="FFF2A8"/>
           </w:tcPr>
           <w:p>
             <w:pPr>
@@ -3959,6 +4078,7 @@
         <w:tc>
           <w:tcPr>
             <w:tcW w:type="dxa" w:w="1701"/>
+            <w:shd w:val="clear" w:fill="FFF2A8"/>
           </w:tcPr>
           <w:p>
             <w:pPr>
@@ -3975,6 +4095,7 @@
         <w:tc>
           <w:tcPr>
             <w:tcW w:type="dxa" w:w="1247"/>
+            <w:shd w:val="clear" w:fill="FFF2A8"/>
           </w:tcPr>
           <w:p>
             <w:pPr>
@@ -3991,6 +4112,7 @@
         <w:tc>
           <w:tcPr>
             <w:tcW w:type="dxa" w:w="794"/>
+            <w:shd w:val="clear" w:fill="FFF2A8"/>
           </w:tcPr>
           <w:p>
             <w:pPr>
@@ -4007,6 +4129,7 @@
         <w:tc>
           <w:tcPr>
             <w:tcW w:type="dxa" w:w="1020"/>
+            <w:shd w:val="clear" w:fill="FFF2A8"/>
           </w:tcPr>
           <w:p>
             <w:pPr>
@@ -4382,6 +4505,7 @@
         <w:tc>
           <w:tcPr>
             <w:tcW w:type="dxa" w:w="567"/>
+            <w:shd w:val="clear" w:fill="FFF2A8"/>
           </w:tcPr>
           <w:p>
             <w:pPr>
@@ -4398,6 +4522,7 @@
         <w:tc>
           <w:tcPr>
             <w:tcW w:type="dxa" w:w="4195"/>
+            <w:shd w:val="clear" w:fill="FFF2A8"/>
           </w:tcPr>
           <w:p>
             <w:pPr>
@@ -4414,6 +4539,7 @@
         <w:tc>
           <w:tcPr>
             <w:tcW w:type="dxa" w:w="1701"/>
+            <w:shd w:val="clear" w:fill="FFF2A8"/>
           </w:tcPr>
           <w:p>
             <w:pPr>
@@ -4430,6 +4556,7 @@
         <w:tc>
           <w:tcPr>
             <w:tcW w:type="dxa" w:w="1247"/>
+            <w:shd w:val="clear" w:fill="FFF2A8"/>
           </w:tcPr>
           <w:p>
             <w:pPr>
@@ -4446,6 +4573,7 @@
         <w:tc>
           <w:tcPr>
             <w:tcW w:type="dxa" w:w="794"/>
+            <w:shd w:val="clear" w:fill="FFF2A8"/>
           </w:tcPr>
           <w:p>
             <w:pPr>
@@ -4462,6 +4590,7 @@
         <w:tc>
           <w:tcPr>
             <w:tcW w:type="dxa" w:w="1020"/>
+            <w:shd w:val="clear" w:fill="FFF2A8"/>
           </w:tcPr>
           <w:p>
             <w:pPr>
@@ -5216,6 +5345,7 @@
         <w:tc>
           <w:tcPr>
             <w:tcW w:type="dxa" w:w="567"/>
+            <w:shd w:val="clear" w:fill="FFF2A8"/>
           </w:tcPr>
           <w:p>
             <w:pPr>
@@ -5232,6 +5362,7 @@
         <w:tc>
           <w:tcPr>
             <w:tcW w:type="dxa" w:w="4195"/>
+            <w:shd w:val="clear" w:fill="FFF2A8"/>
           </w:tcPr>
           <w:p>
             <w:pPr>
@@ -5248,6 +5379,7 @@
         <w:tc>
           <w:tcPr>
             <w:tcW w:type="dxa" w:w="1701"/>
+            <w:shd w:val="clear" w:fill="FFF2A8"/>
           </w:tcPr>
           <w:p>
             <w:pPr>
@@ -5264,6 +5396,7 @@
         <w:tc>
           <w:tcPr>
             <w:tcW w:type="dxa" w:w="1247"/>
+            <w:shd w:val="clear" w:fill="FFF2A8"/>
           </w:tcPr>
           <w:p>
             <w:pPr>
@@ -5280,6 +5413,7 @@
         <w:tc>
           <w:tcPr>
             <w:tcW w:type="dxa" w:w="794"/>
+            <w:shd w:val="clear" w:fill="FFF2A8"/>
           </w:tcPr>
           <w:p>
             <w:pPr>
@@ -5296,6 +5430,7 @@
         <w:tc>
           <w:tcPr>
             <w:tcW w:type="dxa" w:w="1020"/>
+            <w:shd w:val="clear" w:fill="FFF2A8"/>
           </w:tcPr>
           <w:p>
             <w:pPr>
@@ -6161,6 +6296,7 @@
         <w:tc>
           <w:tcPr>
             <w:tcW w:type="dxa" w:w="567"/>
+            <w:shd w:val="clear" w:fill="FFF2A8"/>
           </w:tcPr>
           <w:p>
             <w:pPr>
@@ -6177,6 +6313,7 @@
         <w:tc>
           <w:tcPr>
             <w:tcW w:type="dxa" w:w="4195"/>
+            <w:shd w:val="clear" w:fill="FFF2A8"/>
           </w:tcPr>
           <w:p>
             <w:pPr>
@@ -6193,6 +6330,7 @@
         <w:tc>
           <w:tcPr>
             <w:tcW w:type="dxa" w:w="1701"/>
+            <w:shd w:val="clear" w:fill="FFF2A8"/>
           </w:tcPr>
           <w:p>
             <w:pPr>
@@ -6209,6 +6347,7 @@
         <w:tc>
           <w:tcPr>
             <w:tcW w:type="dxa" w:w="1247"/>
+            <w:shd w:val="clear" w:fill="FFF2A8"/>
           </w:tcPr>
           <w:p>
             <w:pPr>
@@ -6225,6 +6364,7 @@
         <w:tc>
           <w:tcPr>
             <w:tcW w:type="dxa" w:w="794"/>
+            <w:shd w:val="clear" w:fill="FFF2A8"/>
           </w:tcPr>
           <w:p>
             <w:pPr>
@@ -6241,6 +6381,7 @@
         <w:tc>
           <w:tcPr>
             <w:tcW w:type="dxa" w:w="1020"/>
+            <w:shd w:val="clear" w:fill="FFF2A8"/>
           </w:tcPr>
           <w:p>
             <w:pPr>
@@ -6259,6 +6400,7 @@
         <w:tc>
           <w:tcPr>
             <w:tcW w:type="dxa" w:w="567"/>
+            <w:shd w:val="clear" w:fill="FFF2A8"/>
           </w:tcPr>
           <w:p>
             <w:pPr>
@@ -6275,6 +6417,7 @@
         <w:tc>
           <w:tcPr>
             <w:tcW w:type="dxa" w:w="4195"/>
+            <w:shd w:val="clear" w:fill="FFF2A8"/>
           </w:tcPr>
           <w:p>
             <w:pPr>
@@ -6291,6 +6434,7 @@
         <w:tc>
           <w:tcPr>
             <w:tcW w:type="dxa" w:w="1701"/>
+            <w:shd w:val="clear" w:fill="FFF2A8"/>
           </w:tcPr>
           <w:p>
             <w:pPr>
@@ -6307,6 +6451,7 @@
         <w:tc>
           <w:tcPr>
             <w:tcW w:type="dxa" w:w="1247"/>
+            <w:shd w:val="clear" w:fill="FFF2A8"/>
           </w:tcPr>
           <w:p>
             <w:pPr>
@@ -6323,6 +6468,7 @@
         <w:tc>
           <w:tcPr>
             <w:tcW w:type="dxa" w:w="794"/>
+            <w:shd w:val="clear" w:fill="FFF2A8"/>
           </w:tcPr>
           <w:p>
             <w:pPr>
@@ -6339,6 +6485,7 @@
         <w:tc>
           <w:tcPr>
             <w:tcW w:type="dxa" w:w="1020"/>
+            <w:shd w:val="clear" w:fill="FFF2A8"/>
           </w:tcPr>
           <w:p>
             <w:pPr>
@@ -6455,6 +6602,7 @@
         <w:tc>
           <w:tcPr>
             <w:tcW w:type="dxa" w:w="567"/>
+            <w:shd w:val="clear" w:fill="FFF2A8"/>
           </w:tcPr>
           <w:p>
             <w:pPr>
@@ -6471,6 +6619,7 @@
         <w:tc>
           <w:tcPr>
             <w:tcW w:type="dxa" w:w="4195"/>
+            <w:shd w:val="clear" w:fill="FFF2A8"/>
           </w:tcPr>
           <w:p>
             <w:pPr>
@@ -6487,6 +6636,7 @@
         <w:tc>
           <w:tcPr>
             <w:tcW w:type="dxa" w:w="1701"/>
+            <w:shd w:val="clear" w:fill="FFF2A8"/>
           </w:tcPr>
           <w:p>
             <w:pPr>
@@ -6503,6 +6653,7 @@
         <w:tc>
           <w:tcPr>
             <w:tcW w:type="dxa" w:w="1247"/>
+            <w:shd w:val="clear" w:fill="FFF2A8"/>
           </w:tcPr>
           <w:p>
             <w:pPr>
@@ -6519,6 +6670,7 @@
         <w:tc>
           <w:tcPr>
             <w:tcW w:type="dxa" w:w="794"/>
+            <w:shd w:val="clear" w:fill="FFF2A8"/>
           </w:tcPr>
           <w:p>
             <w:pPr>
@@ -6535,6 +6687,7 @@
         <w:tc>
           <w:tcPr>
             <w:tcW w:type="dxa" w:w="1020"/>
+            <w:shd w:val="clear" w:fill="FFF2A8"/>
           </w:tcPr>
           <w:p>
             <w:pPr>
@@ -6553,6 +6706,7 @@
         <w:tc>
           <w:tcPr>
             <w:tcW w:type="dxa" w:w="567"/>
+            <w:shd w:val="clear" w:fill="FFF2A8"/>
           </w:tcPr>
           <w:p>
             <w:pPr>
@@ -6569,6 +6723,7 @@
         <w:tc>
           <w:tcPr>
             <w:tcW w:type="dxa" w:w="4195"/>
+            <w:shd w:val="clear" w:fill="FFF2A8"/>
           </w:tcPr>
           <w:p>
             <w:pPr>
@@ -6585,6 +6740,7 @@
         <w:tc>
           <w:tcPr>
             <w:tcW w:type="dxa" w:w="1701"/>
+            <w:shd w:val="clear" w:fill="FFF2A8"/>
           </w:tcPr>
           <w:p>
             <w:pPr>
@@ -6601,6 +6757,7 @@
         <w:tc>
           <w:tcPr>
             <w:tcW w:type="dxa" w:w="1247"/>
+            <w:shd w:val="clear" w:fill="FFF2A8"/>
           </w:tcPr>
           <w:p>
             <w:pPr>
@@ -6617,6 +6774,7 @@
         <w:tc>
           <w:tcPr>
             <w:tcW w:type="dxa" w:w="794"/>
+            <w:shd w:val="clear" w:fill="FFF2A8"/>
           </w:tcPr>
           <w:p>
             <w:pPr>
@@ -6633,6 +6791,7 @@
         <w:tc>
           <w:tcPr>
             <w:tcW w:type="dxa" w:w="1020"/>
+            <w:shd w:val="clear" w:fill="FFF2A8"/>
           </w:tcPr>
           <w:p>
             <w:pPr>
@@ -7191,6 +7350,7 @@
         <w:tc>
           <w:tcPr>
             <w:tcW w:type="dxa" w:w="567"/>
+            <w:shd w:val="clear" w:fill="FFF2A8"/>
           </w:tcPr>
           <w:p>
             <w:pPr>
@@ -7207,6 +7367,7 @@
         <w:tc>
           <w:tcPr>
             <w:tcW w:type="dxa" w:w="4195"/>
+            <w:shd w:val="clear" w:fill="FFF2A8"/>
           </w:tcPr>
           <w:p>
             <w:pPr>
@@ -7223,6 +7384,7 @@
         <w:tc>
           <w:tcPr>
             <w:tcW w:type="dxa" w:w="1701"/>
+            <w:shd w:val="clear" w:fill="FFF2A8"/>
           </w:tcPr>
           <w:p>
             <w:pPr>
@@ -7239,6 +7401,7 @@
         <w:tc>
           <w:tcPr>
             <w:tcW w:type="dxa" w:w="1247"/>
+            <w:shd w:val="clear" w:fill="FFF2A8"/>
           </w:tcPr>
           <w:p>
             <w:pPr>
@@ -7255,6 +7418,7 @@
         <w:tc>
           <w:tcPr>
             <w:tcW w:type="dxa" w:w="794"/>
+            <w:shd w:val="clear" w:fill="FFF2A8"/>
           </w:tcPr>
           <w:p>
             <w:pPr>
@@ -7271,6 +7435,7 @@
         <w:tc>
           <w:tcPr>
             <w:tcW w:type="dxa" w:w="1020"/>
+            <w:shd w:val="clear" w:fill="FFF2A8"/>
           </w:tcPr>
           <w:p>
             <w:pPr>
@@ -7633,6 +7798,7 @@
         <w:tc>
           <w:tcPr>
             <w:tcW w:type="dxa" w:w="567"/>
+            <w:shd w:val="clear" w:fill="FFF2A8"/>
           </w:tcPr>
           <w:p>
             <w:pPr>
@@ -7649,6 +7815,7 @@
         <w:tc>
           <w:tcPr>
             <w:tcW w:type="dxa" w:w="4195"/>
+            <w:shd w:val="clear" w:fill="FFF2A8"/>
           </w:tcPr>
           <w:p>
             <w:pPr>
@@ -7665,6 +7832,7 @@
         <w:tc>
           <w:tcPr>
             <w:tcW w:type="dxa" w:w="1701"/>
+            <w:shd w:val="clear" w:fill="FFF2A8"/>
           </w:tcPr>
           <w:p>
             <w:pPr>
@@ -7681,6 +7849,7 @@
         <w:tc>
           <w:tcPr>
             <w:tcW w:type="dxa" w:w="1247"/>
+            <w:shd w:val="clear" w:fill="FFF2A8"/>
           </w:tcPr>
           <w:p>
             <w:pPr>
@@ -7697,6 +7866,7 @@
         <w:tc>
           <w:tcPr>
             <w:tcW w:type="dxa" w:w="794"/>
+            <w:shd w:val="clear" w:fill="FFF2A8"/>
           </w:tcPr>
           <w:p>
             <w:pPr>
@@ -7713,6 +7883,7 @@
         <w:tc>
           <w:tcPr>
             <w:tcW w:type="dxa" w:w="1020"/>
+            <w:shd w:val="clear" w:fill="FFF2A8"/>
           </w:tcPr>
           <w:p>
             <w:pPr>

--- a/04_Kundendokumente/Datenanforderung_biotec.docx
+++ b/04_Kundendokumente/Datenanforderung_biotec.docx
@@ -167,6 +167,7 @@
             </w:pPr>
             <w:r>
               <w:rPr>
+                <w:b w:val="0"/>
                 <w:sz w:val="19"/>
               </w:rPr>
               <w:t>Michael Brand</w:t>
@@ -183,6 +184,7 @@
             </w:pPr>
             <w:r>
               <w:rPr>
+                <w:b w:val="0"/>
                 <w:sz w:val="19"/>
               </w:rPr>
               <w:t>michael.brand@biotec-gmbh.com</w:t>
@@ -199,6 +201,7 @@
             </w:pPr>
             <w:r>
               <w:rPr>
+                <w:b w:val="0"/>
                 <w:sz w:val="19"/>
               </w:rPr>
               <w:t>Projektleiter Hygieneinspektion, Begleiter ERP-Projekt</w:t>
@@ -215,6 +218,7 @@
             </w:pPr>
             <w:r>
               <w:rPr>
+                <w:b w:val="0"/>
                 <w:sz w:val="19"/>
               </w:rPr>
               <w:t>Fachliche und technische Themen: Anlagen, Laborprozess, Gutachten, Verträge, Altsystem</w:t>
@@ -233,6 +237,7 @@
             </w:pPr>
             <w:r>
               <w:rPr>
+                <w:b w:val="0"/>
                 <w:sz w:val="19"/>
               </w:rPr>
               <w:t>Nicole Krupa</w:t>
@@ -249,6 +254,7 @@
             </w:pPr>
             <w:r>
               <w:rPr>
+                <w:b w:val="0"/>
                 <w:sz w:val="19"/>
               </w:rPr>
               <w:t>nicole.krupa@biotec-gmbh.com</w:t>
@@ -265,6 +271,7 @@
             </w:pPr>
             <w:r>
               <w:rPr>
+                <w:b w:val="0"/>
                 <w:sz w:val="19"/>
               </w:rPr>
               <w:t>Rechnungen, Schulungen, Werbung</w:t>
@@ -281,6 +288,7 @@
             </w:pPr>
             <w:r>
               <w:rPr>
+                <w:b w:val="0"/>
                 <w:sz w:val="19"/>
               </w:rPr>
               <w:t>Kaufmännische und organisatorische Themen: Kunden, Belege, Preise, Schulungen, Layout</w:t>
@@ -402,6 +410,7 @@
             </w:pPr>
             <w:r>
               <w:rPr>
+                <w:b w:val="0"/>
                 <w:sz w:val="19"/>
               </w:rPr>
               <w:t>Gelb hinterlegte Zeilen = Paket 1. Diese Positionen brauchen wir zuerst.</w:t>
@@ -473,7 +482,7 @@
         <w:ind w:left="397"/>
       </w:pPr>
       <w:r>
-        <w:t>– Personenbezogene Daten – etwa Teilnehmerlisten – bitte anonymisiert oder mit Testnamen. Für die Struktur reichen uns Beispieldatensätze.</w:t>
+        <w:t>– Personenbezogene Daten: siehe den eigenen Abschnitt unten – Stammdaten brauchen wir mit echten Angaben, bei reinen Mustern genügen Beispielzeilen.</w:t>
       </w:r>
     </w:p>
     <w:p>
@@ -483,6 +492,252 @@
       </w:pPr>
       <w:r>
         <w:t>– Ein Ordner je Block (A bis L) hilft uns bei der Zuordnung.</w:t>
+      </w:r>
+    </w:p>
+    <w:p>
+      <w:pPr>
+        <w:spacing w:before="280" w:after="0"/>
+      </w:pPr>
+      <w:r>
+        <w:rPr>
+          <w:rFonts w:ascii="Calibri" w:hAnsi="Calibri"/>
+          <w:b/>
+          <w:color w:val="7F7F7F"/>
+          <w:sz w:val="15"/>
+        </w:rPr>
+        <w:t>WAS ECHT SEIN MUSS UND WAS NICHT</w:t>
+      </w:r>
+    </w:p>
+    <w:p>
+      <w:pPr>
+        <w:spacing w:before="40" w:after="120"/>
+        <w:pBdr>
+          <w:bottom w:val="single" w:sz="8" w:space="2" w:color="1F4E79"/>
+        </w:pBdr>
+      </w:pPr>
+      <w:r>
+        <w:rPr>
+          <w:b/>
+          <w:color w:val="1F4E79"/>
+          <w:sz w:val="26"/>
+        </w:rPr>
+        <w:t>Personenbezogene Daten</w:t>
+      </w:r>
+    </w:p>
+    <w:p>
+      <w:pPr>
+        <w:spacing w:after="160"/>
+      </w:pPr>
+      <w:r>
+        <w:rPr>
+          <w:i w:val="0"/>
+          <w:sz w:val="21"/>
+        </w:rPr>
+        <w:t>Eine vollständige Anonymisierung ist bei den meisten Positionen weder möglich noch sinnvoll: Kunden, Ansprechpartner und Anlagen sollen ja genau so in Odoo stehen. Deshalb unterscheiden wir zwei Fälle.</w:t>
+      </w:r>
+    </w:p>
+    <w:tbl>
+      <w:tblPr>
+        <w:tblStyle w:val="TableGrid"/>
+        <w:tblW w:type="auto" w:w="0"/>
+        <w:jc w:val="left"/>
+        <w:tblLook w:firstColumn="1" w:firstRow="1" w:lastColumn="0" w:lastRow="0" w:noHBand="0" w:noVBand="1" w:val="04A0"/>
+      </w:tblPr>
+      <w:tblGrid>
+        <w:gridCol w:w="3213"/>
+        <w:gridCol w:w="3213"/>
+        <w:gridCol w:w="3213"/>
+      </w:tblGrid>
+      <w:tr>
+        <w:tc>
+          <w:tcPr>
+            <w:tcW w:type="dxa" w:w="1928"/>
+            <w:shd w:val="clear" w:fill="1F4E79"/>
+          </w:tcPr>
+          <w:p>
+            <w:pPr>
+              <w:spacing w:after="0"/>
+            </w:pPr>
+            <w:r>
+              <w:rPr>
+                <w:b/>
+                <w:color w:val="FFFFFF"/>
+                <w:sz w:val="19"/>
+              </w:rPr>
+              <w:t>Fall</w:t>
+            </w:r>
+          </w:p>
+        </w:tc>
+        <w:tc>
+          <w:tcPr>
+            <w:tcW w:type="dxa" w:w="3742"/>
+            <w:shd w:val="clear" w:fill="1F4E79"/>
+          </w:tcPr>
+          <w:p>
+            <w:pPr>
+              <w:spacing w:after="0"/>
+            </w:pPr>
+            <w:r>
+              <w:rPr>
+                <w:b/>
+                <w:color w:val="FFFFFF"/>
+                <w:sz w:val="19"/>
+              </w:rPr>
+              <w:t>Beispiele</w:t>
+            </w:r>
+          </w:p>
+        </w:tc>
+        <w:tc>
+          <w:tcPr>
+            <w:tcW w:type="dxa" w:w="3969"/>
+            <w:shd w:val="clear" w:fill="1F4E79"/>
+          </w:tcPr>
+          <w:p>
+            <w:pPr>
+              <w:spacing w:after="0"/>
+            </w:pPr>
+            <w:r>
+              <w:rPr>
+                <w:b/>
+                <w:color w:val="FFFFFF"/>
+                <w:sz w:val="19"/>
+              </w:rPr>
+              <w:t>Was wir brauchen</w:t>
+            </w:r>
+          </w:p>
+        </w:tc>
+      </w:tr>
+      <w:tr>
+        <w:tc>
+          <w:tcPr>
+            <w:tcW w:type="dxa" w:w="1928"/>
+          </w:tcPr>
+          <w:p>
+            <w:pPr>
+              <w:spacing w:after="0"/>
+            </w:pPr>
+            <w:r>
+              <w:rPr>
+                <w:b w:val="0"/>
+                <w:sz w:val="19"/>
+              </w:rPr>
+              <w:t>Wird nach Odoo übernommen</w:t>
+            </w:r>
+          </w:p>
+        </w:tc>
+        <w:tc>
+          <w:tcPr>
+            <w:tcW w:type="dxa" w:w="3742"/>
+          </w:tcPr>
+          <w:p>
+            <w:pPr>
+              <w:spacing w:after="0"/>
+            </w:pPr>
+            <w:r>
+              <w:rPr>
+                <w:b w:val="0"/>
+                <w:sz w:val="19"/>
+              </w:rPr>
+              <w:t>A1 Kunden mit Ansprechpartnern, A3 Lieferanten, B1 Anlagen, E1/E2 Angebote und Rechnungen, F1 Artikel, H5 offene Posten, J4 Nutzerliste</w:t>
+            </w:r>
+          </w:p>
+        </w:tc>
+        <w:tc>
+          <w:tcPr>
+            <w:tcW w:type="dxa" w:w="3969"/>
+          </w:tcPr>
+          <w:p>
+            <w:pPr>
+              <w:spacing w:after="0"/>
+            </w:pPr>
+            <w:r>
+              <w:rPr>
+                <w:b/>
+                <w:sz w:val="19"/>
+              </w:rPr>
+              <w:t>Echte Daten.</w:t>
+            </w:r>
+            <w:r>
+              <w:rPr>
+                <w:b w:val="0"/>
+                <w:sz w:val="19"/>
+              </w:rPr>
+              <w:t xml:space="preserve"> Diese Datensätze sind das Migrationsziel – anonymisiert wären sie wertlos. Rechtliche Grundlage: diese Vertraulichkeitsvereinbarung, bei Bedarf ergänzt um einen Vertrag zur Auftragsverarbeitung nach Art. 28 DSGVO</w:t>
+            </w:r>
+          </w:p>
+        </w:tc>
+      </w:tr>
+      <w:tr>
+        <w:tc>
+          <w:tcPr>
+            <w:tcW w:type="dxa" w:w="1928"/>
+          </w:tcPr>
+          <w:p>
+            <w:pPr>
+              <w:spacing w:after="0"/>
+            </w:pPr>
+            <w:r>
+              <w:rPr>
+                <w:b w:val="0"/>
+                <w:sz w:val="19"/>
+              </w:rPr>
+              <w:t>Nur Struktur und Layout</w:t>
+            </w:r>
+          </w:p>
+        </w:tc>
+        <w:tc>
+          <w:tcPr>
+            <w:tcW w:type="dxa" w:w="3742"/>
+          </w:tcPr>
+          <w:p>
+            <w:pPr>
+              <w:spacing w:after="0"/>
+            </w:pPr>
+            <w:r>
+              <w:rPr>
+                <w:b w:val="0"/>
+                <w:sz w:val="19"/>
+              </w:rPr>
+              <w:t>C1 Probenbegleitschein, D1 Gutachten als Muster, D3 Belegmuster, G4 Teilnehmerliste</w:t>
+            </w:r>
+          </w:p>
+        </w:tc>
+        <w:tc>
+          <w:tcPr>
+            <w:tcW w:type="dxa" w:w="3969"/>
+          </w:tcPr>
+          <w:p>
+            <w:pPr>
+              <w:spacing w:after="0"/>
+            </w:pPr>
+            <w:r>
+              <w:rPr>
+                <w:b/>
+                <w:sz w:val="19"/>
+              </w:rPr>
+              <w:t>Beispielzeilen genügen.</w:t>
+            </w:r>
+            <w:r>
+              <w:rPr>
+                <w:b w:val="0"/>
+                <w:sz w:val="19"/>
+              </w:rPr>
+              <w:t xml:space="preserve"> Personennamen dürfen geschwärzt, ersetzt oder erfunden sein – wir brauchen nur Felder, Aufbau und Layout, nicht die Inhalte</w:t>
+            </w:r>
+          </w:p>
+        </w:tc>
+      </w:tr>
+    </w:tbl>
+    <w:p>
+      <w:pPr>
+        <w:spacing w:after="160"/>
+      </w:pPr>
+      <w:r>
+        <w:rPr>
+          <w:i/>
+          <w:sz w:val="19"/>
+        </w:rPr>
+        <w:t>Wenn Sie unsicher sind, ob eine Position in den ersten oder zweiten Fall gehört: fragen Sie kurz nach. Wir schauen gemeinsam auf die Datei, das ist in zwei Minuten geklärt.</w:t>
       </w:r>
     </w:p>
     <w:p>
@@ -610,6 +865,7 @@
             </w:pPr>
             <w:r>
               <w:rPr>
+                <w:b w:val="0"/>
                 <w:sz w:val="19"/>
               </w:rPr>
               <w:t>M. Brand</w:t>
@@ -626,6 +882,7 @@
             </w:pPr>
             <w:r>
               <w:rPr>
+                <w:b w:val="0"/>
                 <w:sz w:val="19"/>
               </w:rPr>
               <w:t>Michael Brand – Ansprechpartner (fachlich/technisch)</w:t>
@@ -642,6 +899,7 @@
             </w:pPr>
             <w:r>
               <w:rPr>
+                <w:b w:val="0"/>
                 <w:sz w:val="19"/>
               </w:rPr>
               <w:t>Anlagen, Gutachten, Verträge, Reklamationen, Altsystem-Masken</w:t>
@@ -660,6 +918,7 @@
             </w:pPr>
             <w:r>
               <w:rPr>
+                <w:b w:val="0"/>
                 <w:sz w:val="19"/>
               </w:rPr>
               <w:t>N. Krupa</w:t>
@@ -676,6 +935,7 @@
             </w:pPr>
             <w:r>
               <w:rPr>
+                <w:b w:val="0"/>
                 <w:sz w:val="19"/>
               </w:rPr>
               <w:t>Nicole Krupa – Ansprechpartnerin (kaufmännisch/organisatorisch)</w:t>
@@ -692,6 +952,7 @@
             </w:pPr>
             <w:r>
               <w:rPr>
+                <w:b w:val="0"/>
                 <w:sz w:val="19"/>
               </w:rPr>
               <w:t>Kunden, Belege, Preise, Schulungen, Layout</w:t>
@@ -710,6 +971,7 @@
             </w:pPr>
             <w:r>
               <w:rPr>
+                <w:b w:val="0"/>
                 <w:sz w:val="19"/>
               </w:rPr>
               <w:t>M. Frank</w:t>
@@ -726,6 +988,7 @@
             </w:pPr>
             <w:r>
               <w:rPr>
+                <w:b w:val="0"/>
                 <w:sz w:val="19"/>
               </w:rPr>
               <w:t>Melanie Frank – Laborkoordination, übergeordnete Prozesse</w:t>
@@ -742,6 +1005,7 @@
             </w:pPr>
             <w:r>
               <w:rPr>
+                <w:b w:val="0"/>
                 <w:sz w:val="19"/>
               </w:rPr>
               <w:t>Labor, Analysemethoden, Prüfpläne, Eigenproduktion</w:t>
@@ -760,6 +1024,7 @@
             </w:pPr>
             <w:r>
               <w:rPr>
+                <w:b w:val="0"/>
                 <w:sz w:val="19"/>
               </w:rPr>
               <w:t>A. Krupa</w:t>
@@ -776,6 +1041,7 @@
             </w:pPr>
             <w:r>
               <w:rPr>
+                <w:b w:val="0"/>
                 <w:sz w:val="19"/>
               </w:rPr>
               <w:t>Annette Krupa – Buchhaltung</w:t>
@@ -792,6 +1058,7 @@
             </w:pPr>
             <w:r>
               <w:rPr>
+                <w:b w:val="0"/>
                 <w:sz w:val="19"/>
               </w:rPr>
               <w:t>Kontenrahmen, Steuern, Zahlungen, offene Posten, Artikel</w:t>
@@ -810,6 +1077,7 @@
             </w:pPr>
             <w:r>
               <w:rPr>
+                <w:b w:val="0"/>
                 <w:sz w:val="19"/>
               </w:rPr>
               <w:t>Westbomke</w:t>
@@ -826,6 +1094,7 @@
             </w:pPr>
             <w:r>
               <w:rPr>
+                <w:b w:val="0"/>
                 <w:sz w:val="19"/>
               </w:rPr>
               <w:t>IT-Administration (Westbomke)</w:t>
@@ -842,6 +1111,7 @@
             </w:pPr>
             <w:r>
               <w:rPr>
+                <w:b w:val="0"/>
                 <w:sz w:val="19"/>
               </w:rPr>
               <w:t>Datenbank, Schnittstellen, Quellcode, Infrastruktur</w:t>
@@ -860,6 +1130,7 @@
             </w:pPr>
             <w:r>
               <w:rPr>
+                <w:b w:val="0"/>
                 <w:sz w:val="19"/>
               </w:rPr>
               <w:t>Wilke / Bermpohl</w:t>
@@ -876,6 +1147,7 @@
             </w:pPr>
             <w:r>
               <w:rPr>
+                <w:b w:val="0"/>
                 <w:sz w:val="19"/>
               </w:rPr>
               <w:t>Dr. Wilke / Dr. Bermpohl</w:t>
@@ -892,6 +1164,7 @@
             </w:pPr>
             <w:r>
               <w:rPr>
+                <w:b w:val="0"/>
                 <w:sz w:val="19"/>
               </w:rPr>
               <w:t>Gesellschaftsstruktur, Organigramm, Nutzerliste, Datenschutz</w:t>
@@ -1064,6 +1337,7 @@
             </w:pPr>
             <w:r>
               <w:rPr>
+                <w:b w:val="0"/>
                 <w:sz w:val="19"/>
               </w:rPr>
               <w:t>A1</w:t>
@@ -1081,6 +1355,7 @@
             </w:pPr>
             <w:r>
               <w:rPr>
+                <w:b w:val="0"/>
                 <w:sz w:val="19"/>
               </w:rPr>
               <w:t>Kundenliste: Kundennummer, Name, Adresse, USt-IdNr., Ansprechpartner, Telefon, E-Mail, Zahlungsbedingung, Preisgruppe</w:t>
@@ -1098,6 +1373,7 @@
             </w:pPr>
             <w:r>
               <w:rPr>
+                <w:b w:val="0"/>
                 <w:sz w:val="19"/>
               </w:rPr>
               <w:t>Export CSV/XLSX</w:t>
@@ -1115,6 +1391,7 @@
             </w:pPr>
             <w:r>
               <w:rPr>
+                <w:b w:val="0"/>
                 <w:sz w:val="19"/>
               </w:rPr>
               <w:t>N. Krupa</w:t>
@@ -1132,6 +1409,7 @@
             </w:pPr>
             <w:r>
               <w:rPr>
+                <w:b w:val="0"/>
                 <w:sz w:val="19"/>
               </w:rPr>
               <w:t>1</w:t>
@@ -1149,6 +1427,7 @@
             </w:pPr>
             <w:r>
               <w:rPr>
+                <w:b w:val="0"/>
                 <w:sz w:val="19"/>
               </w:rPr>
               <w:t>☐</w:t>
@@ -1167,6 +1446,7 @@
             </w:pPr>
             <w:r>
               <w:rPr>
+                <w:b w:val="0"/>
                 <w:sz w:val="19"/>
               </w:rPr>
               <w:t>A2</w:t>
@@ -1183,6 +1463,7 @@
             </w:pPr>
             <w:r>
               <w:rPr>
+                <w:b w:val="0"/>
                 <w:sz w:val="19"/>
               </w:rPr>
               <w:t>Abweichende Liefer- und Rechnungsadressen; Zuordnung bei Verbünden (z. B. Klinikverbund mit mehreren Häusern)</w:t>
@@ -1199,6 +1480,7 @@
             </w:pPr>
             <w:r>
               <w:rPr>
+                <w:b w:val="0"/>
                 <w:sz w:val="19"/>
               </w:rPr>
               <w:t>CSV/XLSX</w:t>
@@ -1215,6 +1497,7 @@
             </w:pPr>
             <w:r>
               <w:rPr>
+                <w:b w:val="0"/>
                 <w:sz w:val="19"/>
               </w:rPr>
               <w:t>N. Krupa</w:t>
@@ -1231,6 +1514,7 @@
             </w:pPr>
             <w:r>
               <w:rPr>
+                <w:b w:val="0"/>
                 <w:sz w:val="19"/>
               </w:rPr>
               <w:t>2</w:t>
@@ -1247,6 +1531,7 @@
             </w:pPr>
             <w:r>
               <w:rPr>
+                <w:b w:val="0"/>
                 <w:sz w:val="19"/>
               </w:rPr>
               <w:t>☐</w:t>
@@ -1266,6 +1551,7 @@
             </w:pPr>
             <w:r>
               <w:rPr>
+                <w:b w:val="0"/>
                 <w:sz w:val="19"/>
               </w:rPr>
               <w:t>A3</w:t>
@@ -1283,6 +1569,7 @@
             </w:pPr>
             <w:r>
               <w:rPr>
+                <w:b w:val="0"/>
                 <w:sz w:val="19"/>
               </w:rPr>
               <w:t>Lieferantenliste: Lieferantennummer, Name, Adresse, USt-IdNr., Zahlungsbedingung – inklusive Fremdlabore</w:t>
@@ -1300,6 +1587,7 @@
             </w:pPr>
             <w:r>
               <w:rPr>
+                <w:b w:val="0"/>
                 <w:sz w:val="19"/>
               </w:rPr>
               <w:t>Export CSV/XLSX</w:t>
@@ -1317,6 +1605,7 @@
             </w:pPr>
             <w:r>
               <w:rPr>
+                <w:b w:val="0"/>
                 <w:sz w:val="19"/>
               </w:rPr>
               <w:t>A. Krupa</w:t>
@@ -1334,6 +1623,7 @@
             </w:pPr>
             <w:r>
               <w:rPr>
+                <w:b w:val="0"/>
                 <w:sz w:val="19"/>
               </w:rPr>
               <w:t>1</w:t>
@@ -1351,6 +1641,7 @@
             </w:pPr>
             <w:r>
               <w:rPr>
+                <w:b w:val="0"/>
                 <w:sz w:val="19"/>
               </w:rPr>
               <w:t>☐</w:t>
@@ -1531,6 +1822,7 @@
             </w:pPr>
             <w:r>
               <w:rPr>
+                <w:b w:val="0"/>
                 <w:sz w:val="19"/>
               </w:rPr>
               <w:t>B1</w:t>
@@ -1548,6 +1840,7 @@
             </w:pPr>
             <w:r>
               <w:rPr>
+                <w:b w:val="0"/>
                 <w:sz w:val="19"/>
               </w:rPr>
               <w:t>Anlagen-/Objektstamm: Anlagennummer, Kunde, Gebäude/Standort, Anlagentyp, Baujahr, Prüfnorm (VDI 6022 / 2047), Prüfintervall, letzte und nächste Prüfung</w:t>
@@ -1565,6 +1858,7 @@
             </w:pPr>
             <w:r>
               <w:rPr>
+                <w:b w:val="0"/>
                 <w:sz w:val="19"/>
               </w:rPr>
               <w:t>Export CSV/XLSX</w:t>
@@ -1582,6 +1876,7 @@
             </w:pPr>
             <w:r>
               <w:rPr>
+                <w:b w:val="0"/>
                 <w:sz w:val="19"/>
               </w:rPr>
               <w:t>M. Brand</w:t>
@@ -1599,6 +1894,7 @@
             </w:pPr>
             <w:r>
               <w:rPr>
+                <w:b w:val="0"/>
                 <w:sz w:val="19"/>
               </w:rPr>
               <w:t>1</w:t>
@@ -1616,6 +1912,7 @@
             </w:pPr>
             <w:r>
               <w:rPr>
+                <w:b w:val="0"/>
                 <w:sz w:val="19"/>
               </w:rPr>
               <w:t>☐</w:t>
@@ -1635,6 +1932,7 @@
             </w:pPr>
             <w:r>
               <w:rPr>
+                <w:b w:val="0"/>
                 <w:sz w:val="19"/>
               </w:rPr>
               <w:t>B2</w:t>
@@ -1652,6 +1950,7 @@
             </w:pPr>
             <w:r>
               <w:rPr>
+                <w:b w:val="0"/>
                 <w:sz w:val="19"/>
               </w:rPr>
               <w:t>Zwei bis drei Beispiel-Anlagenlisten so, wie sie heute erzeugt werden – einmal als Datei und einmal als Papierausdruck (Scan/PDF)</w:t>
@@ -1669,6 +1968,7 @@
             </w:pPr>
             <w:r>
               <w:rPr>
+                <w:b w:val="0"/>
                 <w:sz w:val="19"/>
               </w:rPr>
               <w:t>PDF + Datei</w:t>
@@ -1686,6 +1986,7 @@
             </w:pPr>
             <w:r>
               <w:rPr>
+                <w:b w:val="0"/>
                 <w:sz w:val="19"/>
               </w:rPr>
               <w:t>M. Brand</w:t>
@@ -1703,6 +2004,7 @@
             </w:pPr>
             <w:r>
               <w:rPr>
+                <w:b w:val="0"/>
                 <w:sz w:val="19"/>
               </w:rPr>
               <w:t>1</w:t>
@@ -1720,6 +2022,7 @@
             </w:pPr>
             <w:r>
               <w:rPr>
+                <w:b w:val="0"/>
                 <w:sz w:val="19"/>
               </w:rPr>
               <w:t>☐</w:t>
@@ -1738,6 +2041,7 @@
             </w:pPr>
             <w:r>
               <w:rPr>
+                <w:b w:val="0"/>
                 <w:sz w:val="19"/>
               </w:rPr>
               <w:t>B3</w:t>
@@ -1754,6 +2058,7 @@
             </w:pPr>
             <w:r>
               <w:rPr>
+                <w:b w:val="0"/>
                 <w:sz w:val="19"/>
               </w:rPr>
               <w:t>Prüfpläne und Checklisten je Norm und Anlagentyp</w:t>
@@ -1770,6 +2075,7 @@
             </w:pPr>
             <w:r>
               <w:rPr>
+                <w:b w:val="0"/>
                 <w:sz w:val="19"/>
               </w:rPr>
               <w:t>PDF/Word</w:t>
@@ -1786,6 +2092,7 @@
             </w:pPr>
             <w:r>
               <w:rPr>
+                <w:b w:val="0"/>
                 <w:sz w:val="19"/>
               </w:rPr>
               <w:t>M. Frank</w:t>
@@ -1802,6 +2109,7 @@
             </w:pPr>
             <w:r>
               <w:rPr>
+                <w:b w:val="0"/>
                 <w:sz w:val="19"/>
               </w:rPr>
               <w:t>2</w:t>
@@ -1818,6 +2126,7 @@
             </w:pPr>
             <w:r>
               <w:rPr>
+                <w:b w:val="0"/>
                 <w:sz w:val="19"/>
               </w:rPr>
               <w:t>☐</w:t>
@@ -1836,6 +2145,7 @@
             </w:pPr>
             <w:r>
               <w:rPr>
+                <w:b w:val="0"/>
                 <w:sz w:val="19"/>
               </w:rPr>
               <w:t>B4</w:t>
@@ -1852,6 +2162,7 @@
             </w:pPr>
             <w:r>
               <w:rPr>
+                <w:b w:val="0"/>
                 <w:sz w:val="19"/>
               </w:rPr>
               <w:t>Turnusregeln: welches Intervall gilt für welchen Anlagentyp, wie werden Folgeaufträge heute ausgelöst</w:t>
@@ -1868,6 +2179,7 @@
             </w:pPr>
             <w:r>
               <w:rPr>
+                <w:b w:val="0"/>
                 <w:sz w:val="19"/>
               </w:rPr>
               <w:t>kurze Beschreibung</w:t>
@@ -1884,6 +2196,7 @@
             </w:pPr>
             <w:r>
               <w:rPr>
+                <w:b w:val="0"/>
                 <w:sz w:val="19"/>
               </w:rPr>
               <w:t>M. Brand</w:t>
@@ -1900,6 +2213,7 @@
             </w:pPr>
             <w:r>
               <w:rPr>
+                <w:b w:val="0"/>
                 <w:sz w:val="19"/>
               </w:rPr>
               <w:t>2</w:t>
@@ -1916,6 +2230,7 @@
             </w:pPr>
             <w:r>
               <w:rPr>
+                <w:b w:val="0"/>
                 <w:sz w:val="19"/>
               </w:rPr>
               <w:t>☐</w:t>
@@ -2082,6 +2397,7 @@
             </w:pPr>
             <w:r>
               <w:rPr>
+                <w:b w:val="0"/>
                 <w:sz w:val="19"/>
               </w:rPr>
               <w:t>C1</w:t>
@@ -2098,6 +2414,7 @@
             </w:pPr>
             <w:r>
               <w:rPr>
+                <w:b w:val="0"/>
                 <w:sz w:val="19"/>
               </w:rPr>
               <w:t>Probenbegleitschein und Laborjournal als Muster</w:t>
@@ -2114,6 +2431,7 @@
             </w:pPr>
             <w:r>
               <w:rPr>
+                <w:b w:val="0"/>
                 <w:sz w:val="19"/>
               </w:rPr>
               <w:t>PDF</w:t>
@@ -2130,6 +2448,7 @@
             </w:pPr>
             <w:r>
               <w:rPr>
+                <w:b w:val="0"/>
                 <w:sz w:val="19"/>
               </w:rPr>
               <w:t>M. Frank</w:t>
@@ -2146,6 +2465,7 @@
             </w:pPr>
             <w:r>
               <w:rPr>
+                <w:b w:val="0"/>
                 <w:sz w:val="19"/>
               </w:rPr>
               <w:t>2</w:t>
@@ -2162,6 +2482,7 @@
             </w:pPr>
             <w:r>
               <w:rPr>
+                <w:b w:val="0"/>
                 <w:sz w:val="19"/>
               </w:rPr>
               <w:t>☐</w:t>
@@ -2180,6 +2501,7 @@
             </w:pPr>
             <w:r>
               <w:rPr>
+                <w:b w:val="0"/>
                 <w:sz w:val="19"/>
               </w:rPr>
               <w:t>C2</w:t>
@@ -2196,6 +2518,7 @@
             </w:pPr>
             <w:r>
               <w:rPr>
+                <w:b w:val="0"/>
                 <w:sz w:val="19"/>
               </w:rPr>
               <w:t>Analysemethoden: Medien, Bebrütungszeiten und -temperaturen, Grenzwerte, Bewertungsschema</w:t>
@@ -2212,6 +2535,7 @@
             </w:pPr>
             <w:r>
               <w:rPr>
+                <w:b w:val="0"/>
                 <w:sz w:val="19"/>
               </w:rPr>
               <w:t>Übersicht</w:t>
@@ -2228,6 +2552,7 @@
             </w:pPr>
             <w:r>
               <w:rPr>
+                <w:b w:val="0"/>
                 <w:sz w:val="19"/>
               </w:rPr>
               <w:t>M. Frank</w:t>
@@ -2244,6 +2569,7 @@
             </w:pPr>
             <w:r>
               <w:rPr>
+                <w:b w:val="0"/>
                 <w:sz w:val="19"/>
               </w:rPr>
               <w:t>2</w:t>
@@ -2260,6 +2586,7 @@
             </w:pPr>
             <w:r>
               <w:rPr>
+                <w:b w:val="0"/>
                 <w:sz w:val="19"/>
               </w:rPr>
               <w:t>☐</w:t>
@@ -2278,6 +2605,7 @@
             </w:pPr>
             <w:r>
               <w:rPr>
+                <w:b w:val="0"/>
                 <w:sz w:val="19"/>
               </w:rPr>
               <w:t>C3</w:t>
@@ -2294,6 +2622,7 @@
             </w:pPr>
             <w:r>
               <w:rPr>
+                <w:b w:val="0"/>
                 <w:sz w:val="19"/>
               </w:rPr>
               <w:t>Kennzeichnung von Proben und Platten: Nummernlogik, Etiketten, Barcodes – falls vorhanden</w:t>
@@ -2310,6 +2639,7 @@
             </w:pPr>
             <w:r>
               <w:rPr>
+                <w:b w:val="0"/>
                 <w:sz w:val="19"/>
               </w:rPr>
               <w:t>Beschreibung/Muster</w:t>
@@ -2326,6 +2656,7 @@
             </w:pPr>
             <w:r>
               <w:rPr>
+                <w:b w:val="0"/>
                 <w:sz w:val="19"/>
               </w:rPr>
               <w:t>M. Frank</w:t>
@@ -2342,6 +2673,7 @@
             </w:pPr>
             <w:r>
               <w:rPr>
+                <w:b w:val="0"/>
                 <w:sz w:val="19"/>
               </w:rPr>
               <w:t>2</w:t>
@@ -2358,6 +2690,7 @@
             </w:pPr>
             <w:r>
               <w:rPr>
+                <w:b w:val="0"/>
                 <w:sz w:val="19"/>
               </w:rPr>
               <w:t>☐</w:t>
@@ -2376,6 +2709,7 @@
             </w:pPr>
             <w:r>
               <w:rPr>
+                <w:b w:val="0"/>
                 <w:sz w:val="19"/>
               </w:rPr>
               <w:t>C4</w:t>
@@ -2392,6 +2726,7 @@
             </w:pPr>
             <w:r>
               <w:rPr>
+                <w:b w:val="0"/>
                 <w:sz w:val="19"/>
               </w:rPr>
               <w:t>Fremdlabor: Beispiel einer Beauftragung und des zurückgelieferten Ergebnisberichts</w:t>
@@ -2408,6 +2743,7 @@
             </w:pPr>
             <w:r>
               <w:rPr>
+                <w:b w:val="0"/>
                 <w:sz w:val="19"/>
               </w:rPr>
               <w:t>PDF</w:t>
@@ -2424,6 +2760,7 @@
             </w:pPr>
             <w:r>
               <w:rPr>
+                <w:b w:val="0"/>
                 <w:sz w:val="19"/>
               </w:rPr>
               <w:t>M. Frank</w:t>
@@ -2440,6 +2777,7 @@
             </w:pPr>
             <w:r>
               <w:rPr>
+                <w:b w:val="0"/>
                 <w:sz w:val="19"/>
               </w:rPr>
               <w:t>2</w:t>
@@ -2456,6 +2794,7 @@
             </w:pPr>
             <w:r>
               <w:rPr>
+                <w:b w:val="0"/>
                 <w:sz w:val="19"/>
               </w:rPr>
               <w:t>☐</w:t>
@@ -2636,6 +2975,7 @@
             </w:pPr>
             <w:r>
               <w:rPr>
+                <w:b w:val="0"/>
                 <w:sz w:val="19"/>
               </w:rPr>
               <w:t>D1</w:t>
@@ -2653,6 +2993,7 @@
             </w:pPr>
             <w:r>
               <w:rPr>
+                <w:b w:val="0"/>
                 <w:sz w:val="19"/>
               </w:rPr>
               <w:t>Je Berichtstyp ein fertiges Gutachten als PDF – anonymisiert genügt</w:t>
@@ -2670,6 +3011,7 @@
             </w:pPr>
             <w:r>
               <w:rPr>
+                <w:b w:val="0"/>
                 <w:sz w:val="19"/>
               </w:rPr>
               <w:t>PDF</w:t>
@@ -2687,6 +3029,7 @@
             </w:pPr>
             <w:r>
               <w:rPr>
+                <w:b w:val="0"/>
                 <w:sz w:val="19"/>
               </w:rPr>
               <w:t>M. Brand</w:t>
@@ -2704,6 +3047,7 @@
             </w:pPr>
             <w:r>
               <w:rPr>
+                <w:b w:val="0"/>
                 <w:sz w:val="19"/>
               </w:rPr>
               <w:t>1</w:t>
@@ -2721,6 +3065,7 @@
             </w:pPr>
             <w:r>
               <w:rPr>
+                <w:b w:val="0"/>
                 <w:sz w:val="19"/>
               </w:rPr>
               <w:t>☐</w:t>
@@ -2740,6 +3085,7 @@
             </w:pPr>
             <w:r>
               <w:rPr>
+                <w:b w:val="0"/>
                 <w:sz w:val="19"/>
               </w:rPr>
               <w:t>D2</w:t>
@@ -2757,6 +3103,7 @@
             </w:pPr>
             <w:r>
               <w:rPr>
+                <w:b w:val="0"/>
                 <w:sz w:val="19"/>
               </w:rPr>
               <w:t>Die Vorlagendateien des Gutachtenprogramms (Report-Templates, Word-Vorlagen) – nicht nur das Ergebnis</w:t>
@@ -2774,6 +3121,7 @@
             </w:pPr>
             <w:r>
               <w:rPr>
+                <w:b w:val="0"/>
                 <w:sz w:val="19"/>
               </w:rPr>
               <w:t>Originaldateien</w:t>
@@ -2791,6 +3139,7 @@
             </w:pPr>
             <w:r>
               <w:rPr>
+                <w:b w:val="0"/>
                 <w:sz w:val="19"/>
               </w:rPr>
               <w:t>Westbomke</w:t>
@@ -2808,6 +3157,7 @@
             </w:pPr>
             <w:r>
               <w:rPr>
+                <w:b w:val="0"/>
                 <w:sz w:val="19"/>
               </w:rPr>
               <w:t>1</w:t>
@@ -2825,6 +3175,7 @@
             </w:pPr>
             <w:r>
               <w:rPr>
+                <w:b w:val="0"/>
                 <w:sz w:val="19"/>
               </w:rPr>
               <w:t>☐</w:t>
@@ -2844,6 +3195,7 @@
             </w:pPr>
             <w:r>
               <w:rPr>
+                <w:b w:val="0"/>
                 <w:sz w:val="19"/>
               </w:rPr>
               <w:t>D3</w:t>
@@ -2861,6 +3213,7 @@
             </w:pPr>
             <w:r>
               <w:rPr>
+                <w:b w:val="0"/>
                 <w:sz w:val="19"/>
               </w:rPr>
               <w:t>Angebot, Auftragsbestätigung, Lieferschein, Rechnung, Mahnung – je ein Muster</w:t>
@@ -2878,6 +3231,7 @@
             </w:pPr>
             <w:r>
               <w:rPr>
+                <w:b w:val="0"/>
                 <w:sz w:val="19"/>
               </w:rPr>
               <w:t>PDF</w:t>
@@ -2895,6 +3249,7 @@
             </w:pPr>
             <w:r>
               <w:rPr>
+                <w:b w:val="0"/>
                 <w:sz w:val="19"/>
               </w:rPr>
               <w:t>N. Krupa</w:t>
@@ -2912,6 +3267,7 @@
             </w:pPr>
             <w:r>
               <w:rPr>
+                <w:b w:val="0"/>
                 <w:sz w:val="19"/>
               </w:rPr>
               <w:t>1</w:t>
@@ -2929,6 +3285,7 @@
             </w:pPr>
             <w:r>
               <w:rPr>
+                <w:b w:val="0"/>
                 <w:sz w:val="19"/>
               </w:rPr>
               <w:t>☐</w:t>
@@ -2948,6 +3305,7 @@
             </w:pPr>
             <w:r>
               <w:rPr>
+                <w:b w:val="0"/>
                 <w:sz w:val="19"/>
               </w:rPr>
               <w:t>D4</w:t>
@@ -2965,6 +3323,7 @@
             </w:pPr>
             <w:r>
               <w:rPr>
+                <w:b w:val="0"/>
                 <w:sz w:val="19"/>
               </w:rPr>
               <w:t>Briefpapier, Logo als Vektordatei, Hausfarben, verwendete Schriftarten</w:t>
@@ -2982,6 +3341,7 @@
             </w:pPr>
             <w:r>
               <w:rPr>
+                <w:b w:val="0"/>
                 <w:sz w:val="19"/>
               </w:rPr>
               <w:t>AI/SVG/EPS + PDF</w:t>
@@ -2999,6 +3359,7 @@
             </w:pPr>
             <w:r>
               <w:rPr>
+                <w:b w:val="0"/>
                 <w:sz w:val="19"/>
               </w:rPr>
               <w:t>N. Krupa</w:t>
@@ -3016,6 +3377,7 @@
             </w:pPr>
             <w:r>
               <w:rPr>
+                <w:b w:val="0"/>
                 <w:sz w:val="19"/>
               </w:rPr>
               <w:t>1</w:t>
@@ -3033,6 +3395,7 @@
             </w:pPr>
             <w:r>
               <w:rPr>
+                <w:b w:val="0"/>
                 <w:sz w:val="19"/>
               </w:rPr>
               <w:t>☐</w:t>
@@ -3051,6 +3414,7 @@
             </w:pPr>
             <w:r>
               <w:rPr>
+                <w:b w:val="0"/>
                 <w:sz w:val="19"/>
               </w:rPr>
               <w:t>D5</w:t>
@@ -3067,6 +3431,7 @@
             </w:pPr>
             <w:r>
               <w:rPr>
+                <w:b w:val="0"/>
                 <w:sz w:val="19"/>
               </w:rPr>
               <w:t>Standardtexte und Textbausteine: Bewertungsformulierungen, Angebotstexte, E-Mail-Signaturen, AGB</w:t>
@@ -3083,6 +3448,7 @@
             </w:pPr>
             <w:r>
               <w:rPr>
+                <w:b w:val="0"/>
                 <w:sz w:val="19"/>
               </w:rPr>
               <w:t>Word/PDF</w:t>
@@ -3099,6 +3465,7 @@
             </w:pPr>
             <w:r>
               <w:rPr>
+                <w:b w:val="0"/>
                 <w:sz w:val="19"/>
               </w:rPr>
               <w:t>N. Krupa</w:t>
@@ -3115,6 +3482,7 @@
             </w:pPr>
             <w:r>
               <w:rPr>
+                <w:b w:val="0"/>
                 <w:sz w:val="19"/>
               </w:rPr>
               <w:t>2</w:t>
@@ -3131,6 +3499,7 @@
             </w:pPr>
             <w:r>
               <w:rPr>
+                <w:b w:val="0"/>
                 <w:sz w:val="19"/>
               </w:rPr>
               <w:t>☐</w:t>
@@ -3298,6 +3667,7 @@
             </w:pPr>
             <w:r>
               <w:rPr>
+                <w:b w:val="0"/>
                 <w:sz w:val="19"/>
               </w:rPr>
               <w:t>E1</w:t>
@@ -3315,6 +3685,7 @@
             </w:pPr>
             <w:r>
               <w:rPr>
+                <w:b w:val="0"/>
                 <w:sz w:val="19"/>
               </w:rPr>
               <w:t>Angebote und Auftragsbestätigungen der letzten Wochen</w:t>
@@ -3332,6 +3703,7 @@
             </w:pPr>
             <w:r>
               <w:rPr>
+                <w:b w:val="0"/>
                 <w:sz w:val="19"/>
               </w:rPr>
               <w:t>PDF</w:t>
@@ -3349,6 +3721,7 @@
             </w:pPr>
             <w:r>
               <w:rPr>
+                <w:b w:val="0"/>
                 <w:sz w:val="19"/>
               </w:rPr>
               <w:t>N. Krupa</w:t>
@@ -3366,6 +3739,7 @@
             </w:pPr>
             <w:r>
               <w:rPr>
+                <w:b w:val="0"/>
                 <w:sz w:val="19"/>
               </w:rPr>
               <w:t>1</w:t>
@@ -3383,6 +3757,7 @@
             </w:pPr>
             <w:r>
               <w:rPr>
+                <w:b w:val="0"/>
                 <w:sz w:val="19"/>
               </w:rPr>
               <w:t>☐</w:t>
@@ -3402,6 +3777,7 @@
             </w:pPr>
             <w:r>
               <w:rPr>
+                <w:b w:val="0"/>
                 <w:sz w:val="19"/>
               </w:rPr>
               <w:t>E2</w:t>
@@ -3419,6 +3795,7 @@
             </w:pPr>
             <w:r>
               <w:rPr>
+                <w:b w:val="0"/>
                 <w:sz w:val="19"/>
               </w:rPr>
               <w:t>Ausgangsrechnungen der letzten Wochen</w:t>
@@ -3436,6 +3813,7 @@
             </w:pPr>
             <w:r>
               <w:rPr>
+                <w:b w:val="0"/>
                 <w:sz w:val="19"/>
               </w:rPr>
               <w:t>PDF</w:t>
@@ -3453,6 +3831,7 @@
             </w:pPr>
             <w:r>
               <w:rPr>
+                <w:b w:val="0"/>
                 <w:sz w:val="19"/>
               </w:rPr>
               <w:t>N. Krupa</w:t>
@@ -3470,6 +3849,7 @@
             </w:pPr>
             <w:r>
               <w:rPr>
+                <w:b w:val="0"/>
                 <w:sz w:val="19"/>
               </w:rPr>
               <w:t>1</w:t>
@@ -3487,6 +3867,7 @@
             </w:pPr>
             <w:r>
               <w:rPr>
+                <w:b w:val="0"/>
                 <w:sz w:val="19"/>
               </w:rPr>
               <w:t>☐</w:t>
@@ -3505,6 +3886,7 @@
             </w:pPr>
             <w:r>
               <w:rPr>
+                <w:b w:val="0"/>
                 <w:sz w:val="19"/>
               </w:rPr>
               <w:t>E3</w:t>
@@ -3521,6 +3903,7 @@
             </w:pPr>
             <w:r>
               <w:rPr>
+                <w:b w:val="0"/>
                 <w:sz w:val="19"/>
               </w:rPr>
               <w:t>Preisliste(n), Rabattlogik, kundenspezifische Sonderpreise</w:t>
@@ -3537,6 +3920,7 @@
             </w:pPr>
             <w:r>
               <w:rPr>
+                <w:b w:val="0"/>
                 <w:sz w:val="19"/>
               </w:rPr>
               <w:t>XLSX</w:t>
@@ -3553,6 +3937,7 @@
             </w:pPr>
             <w:r>
               <w:rPr>
+                <w:b w:val="0"/>
                 <w:sz w:val="19"/>
               </w:rPr>
               <w:t>N. Krupa</w:t>
@@ -3569,6 +3954,7 @@
             </w:pPr>
             <w:r>
               <w:rPr>
+                <w:b w:val="0"/>
                 <w:sz w:val="19"/>
               </w:rPr>
               <w:t>2</w:t>
@@ -3585,6 +3971,7 @@
             </w:pPr>
             <w:r>
               <w:rPr>
+                <w:b w:val="0"/>
                 <w:sz w:val="19"/>
               </w:rPr>
               <w:t>☐</w:t>
@@ -3604,6 +3991,7 @@
             </w:pPr>
             <w:r>
               <w:rPr>
+                <w:b w:val="0"/>
                 <w:sz w:val="19"/>
               </w:rPr>
               <w:t>E4</w:t>
@@ -3621,6 +4009,7 @@
             </w:pPr>
             <w:r>
               <w:rPr>
+                <w:b w:val="0"/>
                 <w:sz w:val="19"/>
               </w:rPr>
               <w:t>Verträge: Rahmen-, Wartungs- und Prüfverträge als Beispiele</w:t>
@@ -3638,6 +4027,7 @@
             </w:pPr>
             <w:r>
               <w:rPr>
+                <w:b w:val="0"/>
                 <w:sz w:val="19"/>
               </w:rPr>
               <w:t>PDF</w:t>
@@ -3655,6 +4045,7 @@
             </w:pPr>
             <w:r>
               <w:rPr>
+                <w:b w:val="0"/>
                 <w:sz w:val="19"/>
               </w:rPr>
               <w:t>M. Brand</w:t>
@@ -3672,6 +4063,7 @@
             </w:pPr>
             <w:r>
               <w:rPr>
+                <w:b w:val="0"/>
                 <w:sz w:val="19"/>
               </w:rPr>
               <w:t>1</w:t>
@@ -3689,6 +4081,7 @@
             </w:pPr>
             <w:r>
               <w:rPr>
+                <w:b w:val="0"/>
                 <w:sz w:val="19"/>
               </w:rPr>
               <w:t>☐</w:t>
@@ -3707,6 +4100,7 @@
             </w:pPr>
             <w:r>
               <w:rPr>
+                <w:b w:val="0"/>
                 <w:sz w:val="19"/>
               </w:rPr>
               <w:t>E5</w:t>
@@ -3723,6 +4117,7 @@
             </w:pPr>
             <w:r>
               <w:rPr>
+                <w:b w:val="0"/>
                 <w:sz w:val="19"/>
               </w:rPr>
               <w:t>Bestellhistorie und offene Bestellungen</w:t>
@@ -3739,6 +4134,7 @@
             </w:pPr>
             <w:r>
               <w:rPr>
+                <w:b w:val="0"/>
                 <w:sz w:val="19"/>
               </w:rPr>
               <w:t>XLSX</w:t>
@@ -3755,6 +4151,7 @@
             </w:pPr>
             <w:r>
               <w:rPr>
+                <w:b w:val="0"/>
                 <w:sz w:val="19"/>
               </w:rPr>
               <w:t>A. Krupa</w:t>
@@ -3771,6 +4168,7 @@
             </w:pPr>
             <w:r>
               <w:rPr>
+                <w:b w:val="0"/>
                 <w:sz w:val="19"/>
               </w:rPr>
               <w:t>2</w:t>
@@ -3787,6 +4185,7 @@
             </w:pPr>
             <w:r>
               <w:rPr>
+                <w:b w:val="0"/>
                 <w:sz w:val="19"/>
               </w:rPr>
               <w:t>☐</w:t>
@@ -3805,6 +4204,7 @@
             </w:pPr>
             <w:r>
               <w:rPr>
+                <w:b w:val="0"/>
                 <w:sz w:val="19"/>
               </w:rPr>
               <w:t>E6</w:t>
@@ -3821,6 +4221,7 @@
             </w:pPr>
             <w:r>
               <w:rPr>
+                <w:b w:val="0"/>
                 <w:sz w:val="19"/>
               </w:rPr>
               <w:t>Reklamationsliste und der heutige Umgang damit</w:t>
@@ -3837,6 +4238,7 @@
             </w:pPr>
             <w:r>
               <w:rPr>
+                <w:b w:val="0"/>
                 <w:sz w:val="19"/>
               </w:rPr>
               <w:t>XLSX + Beschreibung</w:t>
@@ -3853,6 +4255,7 @@
             </w:pPr>
             <w:r>
               <w:rPr>
+                <w:b w:val="0"/>
                 <w:sz w:val="19"/>
               </w:rPr>
               <w:t>M. Brand</w:t>
@@ -3869,6 +4272,7 @@
             </w:pPr>
             <w:r>
               <w:rPr>
+                <w:b w:val="0"/>
                 <w:sz w:val="19"/>
               </w:rPr>
               <w:t>2</w:t>
@@ -3885,6 +4289,7 @@
             </w:pPr>
             <w:r>
               <w:rPr>
+                <w:b w:val="0"/>
                 <w:sz w:val="19"/>
               </w:rPr>
               <w:t>☐</w:t>
@@ -4052,6 +4457,7 @@
             </w:pPr>
             <w:r>
               <w:rPr>
+                <w:b w:val="0"/>
                 <w:sz w:val="19"/>
               </w:rPr>
               <w:t>F1</w:t>
@@ -4069,6 +4475,7 @@
             </w:pPr>
             <w:r>
               <w:rPr>
+                <w:b w:val="0"/>
                 <w:sz w:val="19"/>
               </w:rPr>
               <w:t>Artikelliste mit Bestand: Artikelnummer, Bezeichnung, Einheit, Lagerort, Mindestbestand, Lieferant, Einkaufs- und Verkaufspreis</w:t>
@@ -4086,6 +4493,7 @@
             </w:pPr>
             <w:r>
               <w:rPr>
+                <w:b w:val="0"/>
                 <w:sz w:val="19"/>
               </w:rPr>
               <w:t>Export XLSX</w:t>
@@ -4103,6 +4511,7 @@
             </w:pPr>
             <w:r>
               <w:rPr>
+                <w:b w:val="0"/>
                 <w:sz w:val="19"/>
               </w:rPr>
               <w:t>A. Krupa</w:t>
@@ -4120,6 +4529,7 @@
             </w:pPr>
             <w:r>
               <w:rPr>
+                <w:b w:val="0"/>
                 <w:sz w:val="19"/>
               </w:rPr>
               <w:t>1</w:t>
@@ -4137,6 +4547,7 @@
             </w:pPr>
             <w:r>
               <w:rPr>
+                <w:b w:val="0"/>
                 <w:sz w:val="19"/>
               </w:rPr>
               <w:t>☐</w:t>
@@ -4155,6 +4566,7 @@
             </w:pPr>
             <w:r>
               <w:rPr>
+                <w:b w:val="0"/>
                 <w:sz w:val="19"/>
               </w:rPr>
               <w:t>F2</w:t>
@@ -4171,6 +4583,7 @@
             </w:pPr>
             <w:r>
               <w:rPr>
+                <w:b w:val="0"/>
                 <w:sz w:val="19"/>
               </w:rPr>
               <w:t>Chargen- und Verfallsdatenpflicht bei Chemikalien und Nährmedien – ja oder nein, und wie wird das heute dokumentiert</w:t>
@@ -4187,6 +4600,7 @@
             </w:pPr>
             <w:r>
               <w:rPr>
+                <w:b w:val="0"/>
                 <w:sz w:val="19"/>
               </w:rPr>
               <w:t>kurze Antwort</w:t>
@@ -4203,6 +4617,7 @@
             </w:pPr>
             <w:r>
               <w:rPr>
+                <w:b w:val="0"/>
                 <w:sz w:val="19"/>
               </w:rPr>
               <w:t>M. Frank</w:t>
@@ -4219,6 +4634,7 @@
             </w:pPr>
             <w:r>
               <w:rPr>
+                <w:b w:val="0"/>
                 <w:sz w:val="19"/>
               </w:rPr>
               <w:t>2</w:t>
@@ -4235,6 +4651,7 @@
             </w:pPr>
             <w:r>
               <w:rPr>
+                <w:b w:val="0"/>
                 <w:sz w:val="19"/>
               </w:rPr>
               <w:t>☐</w:t>
@@ -4253,6 +4670,7 @@
             </w:pPr>
             <w:r>
               <w:rPr>
+                <w:b w:val="0"/>
                 <w:sz w:val="19"/>
               </w:rPr>
               <w:t>F3</w:t>
@@ -4269,6 +4687,7 @@
             </w:pPr>
             <w:r>
               <w:rPr>
+                <w:b w:val="0"/>
                 <w:sz w:val="19"/>
               </w:rPr>
               <w:t>Eigenproduktion: Rezepturen der selbst hergestellten Chemikalien, typische Chargengrößen</w:t>
@@ -4285,6 +4704,7 @@
             </w:pPr>
             <w:r>
               <w:rPr>
+                <w:b w:val="0"/>
                 <w:sz w:val="19"/>
               </w:rPr>
               <w:t>Beschreibung</w:t>
@@ -4301,6 +4721,7 @@
             </w:pPr>
             <w:r>
               <w:rPr>
+                <w:b w:val="0"/>
                 <w:sz w:val="19"/>
               </w:rPr>
               <w:t>M. Frank</w:t>
@@ -4317,6 +4738,7 @@
             </w:pPr>
             <w:r>
               <w:rPr>
+                <w:b w:val="0"/>
                 <w:sz w:val="19"/>
               </w:rPr>
               <w:t>2</w:t>
@@ -4333,6 +4755,7 @@
             </w:pPr>
             <w:r>
               <w:rPr>
+                <w:b w:val="0"/>
                 <w:sz w:val="19"/>
               </w:rPr>
               <w:t>☐</w:t>
@@ -4513,6 +4936,7 @@
             </w:pPr>
             <w:r>
               <w:rPr>
+                <w:b w:val="0"/>
                 <w:sz w:val="19"/>
               </w:rPr>
               <w:t>G1</w:t>
@@ -4530,6 +4954,7 @@
             </w:pPr>
             <w:r>
               <w:rPr>
+                <w:b w:val="0"/>
                 <w:sz w:val="19"/>
               </w:rPr>
               <w:t>Kurskatalog: Kursart (VDI 6022 Kat. A/B, VDI 2047), Dauer, Preis, Mindest- und Maximalteilnehmer</w:t>
@@ -4547,6 +4972,7 @@
             </w:pPr>
             <w:r>
               <w:rPr>
+                <w:b w:val="0"/>
                 <w:sz w:val="19"/>
               </w:rPr>
               <w:t>XLSX</w:t>
@@ -4564,6 +4990,7 @@
             </w:pPr>
             <w:r>
               <w:rPr>
+                <w:b w:val="0"/>
                 <w:sz w:val="19"/>
               </w:rPr>
               <w:t>N. Krupa</w:t>
@@ -4581,6 +5008,7 @@
             </w:pPr>
             <w:r>
               <w:rPr>
+                <w:b w:val="0"/>
                 <w:sz w:val="19"/>
               </w:rPr>
               <w:t>1</w:t>
@@ -4598,6 +5026,7 @@
             </w:pPr>
             <w:r>
               <w:rPr>
+                <w:b w:val="0"/>
                 <w:sz w:val="19"/>
               </w:rPr>
               <w:t>☐</w:t>
@@ -4616,6 +5045,7 @@
             </w:pPr>
             <w:r>
               <w:rPr>
+                <w:b w:val="0"/>
                 <w:sz w:val="19"/>
               </w:rPr>
               <w:t>G2</w:t>
@@ -4632,6 +5062,7 @@
             </w:pPr>
             <w:r>
               <w:rPr>
+                <w:b w:val="0"/>
                 <w:sz w:val="19"/>
               </w:rPr>
               <w:t>Seminarkalender: Termine, Orte, Räume, Vorlaufzeiten der Raumbuchung</w:t>
@@ -4648,6 +5079,7 @@
             </w:pPr>
             <w:r>
               <w:rPr>
+                <w:b w:val="0"/>
                 <w:sz w:val="19"/>
               </w:rPr>
               <w:t>XLSX</w:t>
@@ -4664,6 +5096,7 @@
             </w:pPr>
             <w:r>
               <w:rPr>
+                <w:b w:val="0"/>
                 <w:sz w:val="19"/>
               </w:rPr>
               <w:t>N. Krupa</w:t>
@@ -4680,6 +5113,7 @@
             </w:pPr>
             <w:r>
               <w:rPr>
+                <w:b w:val="0"/>
                 <w:sz w:val="19"/>
               </w:rPr>
               <w:t>2</w:t>
@@ -4696,6 +5130,7 @@
             </w:pPr>
             <w:r>
               <w:rPr>
+                <w:b w:val="0"/>
                 <w:sz w:val="19"/>
               </w:rPr>
               <w:t>☐</w:t>
@@ -4714,6 +5149,7 @@
             </w:pPr>
             <w:r>
               <w:rPr>
+                <w:b w:val="0"/>
                 <w:sz w:val="19"/>
               </w:rPr>
               <w:t>G3</w:t>
@@ -4730,6 +5166,7 @@
             </w:pPr>
             <w:r>
               <w:rPr>
+                <w:b w:val="0"/>
                 <w:sz w:val="19"/>
               </w:rPr>
               <w:t>Anmeldeweg heute: Formular, Website, E-Mail? Bestätigungs- und Erinnerungsmails</w:t>
@@ -4746,6 +5183,7 @@
             </w:pPr>
             <w:r>
               <w:rPr>
+                <w:b w:val="0"/>
                 <w:sz w:val="19"/>
               </w:rPr>
               <w:t>Screenshots/Muster</w:t>
@@ -4762,6 +5200,7 @@
             </w:pPr>
             <w:r>
               <w:rPr>
+                <w:b w:val="0"/>
                 <w:sz w:val="19"/>
               </w:rPr>
               <w:t>N. Krupa</w:t>
@@ -4778,6 +5217,7 @@
             </w:pPr>
             <w:r>
               <w:rPr>
+                <w:b w:val="0"/>
                 <w:sz w:val="19"/>
               </w:rPr>
               <w:t>2</w:t>
@@ -4794,6 +5234,7 @@
             </w:pPr>
             <w:r>
               <w:rPr>
+                <w:b w:val="0"/>
                 <w:sz w:val="19"/>
               </w:rPr>
               <w:t>☐</w:t>
@@ -4812,6 +5253,7 @@
             </w:pPr>
             <w:r>
               <w:rPr>
+                <w:b w:val="0"/>
                 <w:sz w:val="19"/>
               </w:rPr>
               <w:t>G4</w:t>
@@ -4828,9 +5270,10 @@
             </w:pPr>
             <w:r>
               <w:rPr>
-                <w:sz w:val="19"/>
-              </w:rPr>
-              <w:t>Teilnehmerliste als Muster – bitte anonymisiert oder mit Testnamen</w:t>
+                <w:b w:val="0"/>
+                <w:sz w:val="19"/>
+              </w:rPr>
+              <w:t>Teilnehmerliste – als Muster genügen wenige Beispielzeilen, anonymisiert. Sollen historische Teilnehmer für Bescheinigungen übernommen werden, brauchen wir sie später mit echten Angaben</w:t>
             </w:r>
           </w:p>
         </w:tc>
@@ -4844,6 +5287,7 @@
             </w:pPr>
             <w:r>
               <w:rPr>
+                <w:b w:val="0"/>
                 <w:sz w:val="19"/>
               </w:rPr>
               <w:t>XLSX</w:t>
@@ -4860,6 +5304,7 @@
             </w:pPr>
             <w:r>
               <w:rPr>
+                <w:b w:val="0"/>
                 <w:sz w:val="19"/>
               </w:rPr>
               <w:t>N. Krupa</w:t>
@@ -4876,6 +5321,7 @@
             </w:pPr>
             <w:r>
               <w:rPr>
+                <w:b w:val="0"/>
                 <w:sz w:val="19"/>
               </w:rPr>
               <w:t>2</w:t>
@@ -4892,6 +5338,7 @@
             </w:pPr>
             <w:r>
               <w:rPr>
+                <w:b w:val="0"/>
                 <w:sz w:val="19"/>
               </w:rPr>
               <w:t>☐</w:t>
@@ -4910,6 +5357,7 @@
             </w:pPr>
             <w:r>
               <w:rPr>
+                <w:b w:val="0"/>
                 <w:sz w:val="19"/>
               </w:rPr>
               <w:t>G5</w:t>
@@ -4926,6 +5374,7 @@
             </w:pPr>
             <w:r>
               <w:rPr>
+                <w:b w:val="0"/>
                 <w:sz w:val="19"/>
               </w:rPr>
               <w:t>Teilnahmebescheinigung und Zertifikatsvorlage</w:t>
@@ -4942,6 +5391,7 @@
             </w:pPr>
             <w:r>
               <w:rPr>
+                <w:b w:val="0"/>
                 <w:sz w:val="19"/>
               </w:rPr>
               <w:t>Originaldatei + PDF</w:t>
@@ -4958,6 +5408,7 @@
             </w:pPr>
             <w:r>
               <w:rPr>
+                <w:b w:val="0"/>
                 <w:sz w:val="19"/>
               </w:rPr>
               <w:t>N. Krupa</w:t>
@@ -4974,6 +5425,7 @@
             </w:pPr>
             <w:r>
               <w:rPr>
+                <w:b w:val="0"/>
                 <w:sz w:val="19"/>
               </w:rPr>
               <w:t>2</w:t>
@@ -4990,6 +5442,7 @@
             </w:pPr>
             <w:r>
               <w:rPr>
+                <w:b w:val="0"/>
                 <w:sz w:val="19"/>
               </w:rPr>
               <w:t>☐</w:t>
@@ -5008,6 +5461,7 @@
             </w:pPr>
             <w:r>
               <w:rPr>
+                <w:b w:val="0"/>
                 <w:sz w:val="19"/>
               </w:rPr>
               <w:t>G6</w:t>
@@ -5024,6 +5478,7 @@
             </w:pPr>
             <w:r>
               <w:rPr>
+                <w:b w:val="0"/>
                 <w:sz w:val="19"/>
               </w:rPr>
               <w:t>Dozentenliste (intern/extern), Honorarsätze der externen Dozenten</w:t>
@@ -5040,6 +5495,7 @@
             </w:pPr>
             <w:r>
               <w:rPr>
+                <w:b w:val="0"/>
                 <w:sz w:val="19"/>
               </w:rPr>
               <w:t>XLSX</w:t>
@@ -5056,6 +5512,7 @@
             </w:pPr>
             <w:r>
               <w:rPr>
+                <w:b w:val="0"/>
                 <w:sz w:val="19"/>
               </w:rPr>
               <w:t>M. Brand</w:t>
@@ -5072,6 +5529,7 @@
             </w:pPr>
             <w:r>
               <w:rPr>
+                <w:b w:val="0"/>
                 <w:sz w:val="19"/>
               </w:rPr>
               <w:t>2</w:t>
@@ -5088,6 +5546,7 @@
             </w:pPr>
             <w:r>
               <w:rPr>
+                <w:b w:val="0"/>
                 <w:sz w:val="19"/>
               </w:rPr>
               <w:t>☐</w:t>
@@ -5106,6 +5565,7 @@
             </w:pPr>
             <w:r>
               <w:rPr>
+                <w:b w:val="0"/>
                 <w:sz w:val="19"/>
               </w:rPr>
               <w:t>G7</w:t>
@@ -5122,6 +5582,7 @@
             </w:pPr>
             <w:r>
               <w:rPr>
+                <w:b w:val="0"/>
                 <w:sz w:val="19"/>
               </w:rPr>
               <w:t>Inhouse-Schulungen: Angebotsmuster und Preislogik</w:t>
@@ -5138,6 +5599,7 @@
             </w:pPr>
             <w:r>
               <w:rPr>
+                <w:b w:val="0"/>
                 <w:sz w:val="19"/>
               </w:rPr>
               <w:t>PDF</w:t>
@@ -5154,6 +5616,7 @@
             </w:pPr>
             <w:r>
               <w:rPr>
+                <w:b w:val="0"/>
                 <w:sz w:val="19"/>
               </w:rPr>
               <w:t>N. Krupa</w:t>
@@ -5170,6 +5633,7 @@
             </w:pPr>
             <w:r>
               <w:rPr>
+                <w:b w:val="0"/>
                 <w:sz w:val="19"/>
               </w:rPr>
               <w:t>2</w:t>
@@ -5186,6 +5650,7 @@
             </w:pPr>
             <w:r>
               <w:rPr>
+                <w:b w:val="0"/>
                 <w:sz w:val="19"/>
               </w:rPr>
               <w:t>☐</w:t>
@@ -5353,6 +5818,7 @@
             </w:pPr>
             <w:r>
               <w:rPr>
+                <w:b w:val="0"/>
                 <w:sz w:val="19"/>
               </w:rPr>
               <w:t>H1</w:t>
@@ -5370,6 +5836,7 @@
             </w:pPr>
             <w:r>
               <w:rPr>
+                <w:b w:val="0"/>
                 <w:sz w:val="19"/>
               </w:rPr>
               <w:t>Vollständiger Kontenrahmen mit Kontenbeschriftung – nicht nur Ertrag und Aufwand, und mit Angabe des Standards (SKR03 / SKR04 / eigener)</w:t>
@@ -5387,6 +5854,7 @@
             </w:pPr>
             <w:r>
               <w:rPr>
+                <w:b w:val="0"/>
                 <w:sz w:val="19"/>
               </w:rPr>
               <w:t>Export CSV/XLSX</w:t>
@@ -5404,6 +5872,7 @@
             </w:pPr>
             <w:r>
               <w:rPr>
+                <w:b w:val="0"/>
                 <w:sz w:val="19"/>
               </w:rPr>
               <w:t>A. Krupa</w:t>
@@ -5421,6 +5890,7 @@
             </w:pPr>
             <w:r>
               <w:rPr>
+                <w:b w:val="0"/>
                 <w:sz w:val="19"/>
               </w:rPr>
               <w:t>1</w:t>
@@ -5438,6 +5908,7 @@
             </w:pPr>
             <w:r>
               <w:rPr>
+                <w:b w:val="0"/>
                 <w:sz w:val="19"/>
               </w:rPr>
               <w:t>☐</w:t>
@@ -5456,6 +5927,7 @@
             </w:pPr>
             <w:r>
               <w:rPr>
+                <w:b w:val="0"/>
                 <w:sz w:val="19"/>
               </w:rPr>
               <w:t>H2</w:t>
@@ -5472,6 +5944,7 @@
             </w:pPr>
             <w:r>
               <w:rPr>
+                <w:b w:val="0"/>
                 <w:sz w:val="19"/>
               </w:rPr>
               <w:t>Steuerschlüssel und Steuersätze; Sonderfälle wie Reverse Charge, Auslandsleistungen, steuerfreie Umsätze</w:t>
@@ -5488,6 +5961,7 @@
             </w:pPr>
             <w:r>
               <w:rPr>
+                <w:b w:val="0"/>
                 <w:sz w:val="19"/>
               </w:rPr>
               <w:t>Übersicht</w:t>
@@ -5504,6 +5978,7 @@
             </w:pPr>
             <w:r>
               <w:rPr>
+                <w:b w:val="0"/>
                 <w:sz w:val="19"/>
               </w:rPr>
               <w:t>A. Krupa</w:t>
@@ -5520,6 +5995,7 @@
             </w:pPr>
             <w:r>
               <w:rPr>
+                <w:b w:val="0"/>
                 <w:sz w:val="19"/>
               </w:rPr>
               <w:t>2</w:t>
@@ -5536,6 +6012,7 @@
             </w:pPr>
             <w:r>
               <w:rPr>
+                <w:b w:val="0"/>
                 <w:sz w:val="19"/>
               </w:rPr>
               <w:t>☐</w:t>
@@ -5554,6 +6031,7 @@
             </w:pPr>
             <w:r>
               <w:rPr>
+                <w:b w:val="0"/>
                 <w:sz w:val="19"/>
               </w:rPr>
               <w:t>H3</w:t>
@@ -5570,6 +6048,7 @@
             </w:pPr>
             <w:r>
               <w:rPr>
+                <w:b w:val="0"/>
                 <w:sz w:val="19"/>
               </w:rPr>
               <w:t>Zahlungsarten und Zahlungsbedingungen; Bankkonten; SEPA-Lastschriftmandate</w:t>
@@ -5586,6 +6065,7 @@
             </w:pPr>
             <w:r>
               <w:rPr>
+                <w:b w:val="0"/>
                 <w:sz w:val="19"/>
               </w:rPr>
               <w:t>Übersicht</w:t>
@@ -5602,6 +6082,7 @@
             </w:pPr>
             <w:r>
               <w:rPr>
+                <w:b w:val="0"/>
                 <w:sz w:val="19"/>
               </w:rPr>
               <w:t>A. Krupa</w:t>
@@ -5618,6 +6099,7 @@
             </w:pPr>
             <w:r>
               <w:rPr>
+                <w:b w:val="0"/>
                 <w:sz w:val="19"/>
               </w:rPr>
               <w:t>2</w:t>
@@ -5634,6 +6116,7 @@
             </w:pPr>
             <w:r>
               <w:rPr>
+                <w:b w:val="0"/>
                 <w:sz w:val="19"/>
               </w:rPr>
               <w:t>☐</w:t>
@@ -5652,6 +6135,7 @@
             </w:pPr>
             <w:r>
               <w:rPr>
+                <w:b w:val="0"/>
                 <w:sz w:val="19"/>
               </w:rPr>
               <w:t>H4</w:t>
@@ -5668,6 +6152,7 @@
             </w:pPr>
             <w:r>
               <w:rPr>
+                <w:b w:val="0"/>
                 <w:sz w:val="19"/>
               </w:rPr>
               <w:t>Mahnstufen und Mahntexte</w:t>
@@ -5684,6 +6169,7 @@
             </w:pPr>
             <w:r>
               <w:rPr>
+                <w:b w:val="0"/>
                 <w:sz w:val="19"/>
               </w:rPr>
               <w:t>Word/PDF</w:t>
@@ -5700,6 +6186,7 @@
             </w:pPr>
             <w:r>
               <w:rPr>
+                <w:b w:val="0"/>
                 <w:sz w:val="19"/>
               </w:rPr>
               <w:t>A. Krupa</w:t>
@@ -5716,6 +6203,7 @@
             </w:pPr>
             <w:r>
               <w:rPr>
+                <w:b w:val="0"/>
                 <w:sz w:val="19"/>
               </w:rPr>
               <w:t>2</w:t>
@@ -5732,6 +6220,7 @@
             </w:pPr>
             <w:r>
               <w:rPr>
+                <w:b w:val="0"/>
                 <w:sz w:val="19"/>
               </w:rPr>
               <w:t>☐</w:t>
@@ -5750,6 +6239,7 @@
             </w:pPr>
             <w:r>
               <w:rPr>
+                <w:b w:val="0"/>
                 <w:sz w:val="19"/>
               </w:rPr>
               <w:t>H5</w:t>
@@ -5766,6 +6256,7 @@
             </w:pPr>
             <w:r>
               <w:rPr>
+                <w:b w:val="0"/>
                 <w:sz w:val="19"/>
               </w:rPr>
               <w:t>Offene Posten Debitoren und Kreditoren zum Stichtag</w:t>
@@ -5782,6 +6273,7 @@
             </w:pPr>
             <w:r>
               <w:rPr>
+                <w:b w:val="0"/>
                 <w:sz w:val="19"/>
               </w:rPr>
               <w:t>XLSX</w:t>
@@ -5798,6 +6290,7 @@
             </w:pPr>
             <w:r>
               <w:rPr>
+                <w:b w:val="0"/>
                 <w:sz w:val="19"/>
               </w:rPr>
               <w:t>A. Krupa</w:t>
@@ -5814,6 +6307,7 @@
             </w:pPr>
             <w:r>
               <w:rPr>
+                <w:b w:val="0"/>
                 <w:sz w:val="19"/>
               </w:rPr>
               <w:t>2</w:t>
@@ -5830,6 +6324,7 @@
             </w:pPr>
             <w:r>
               <w:rPr>
+                <w:b w:val="0"/>
                 <w:sz w:val="19"/>
               </w:rPr>
               <w:t>☐</w:t>
@@ -5848,6 +6343,7 @@
             </w:pPr>
             <w:r>
               <w:rPr>
+                <w:b w:val="0"/>
                 <w:sz w:val="19"/>
               </w:rPr>
               <w:t>H6</w:t>
@@ -5864,6 +6360,7 @@
             </w:pPr>
             <w:r>
               <w:rPr>
+                <w:b w:val="0"/>
                 <w:sz w:val="19"/>
               </w:rPr>
               <w:t>Saldenliste bzw. Eröffnungsbilanz zum geplanten Umstellungsstichtag</w:t>
@@ -5880,6 +6377,7 @@
             </w:pPr>
             <w:r>
               <w:rPr>
+                <w:b w:val="0"/>
                 <w:sz w:val="19"/>
               </w:rPr>
               <w:t>PDF/XLSX</w:t>
@@ -5896,6 +6394,7 @@
             </w:pPr>
             <w:r>
               <w:rPr>
+                <w:b w:val="0"/>
                 <w:sz w:val="19"/>
               </w:rPr>
               <w:t>A. Krupa</w:t>
@@ -5912,6 +6411,7 @@
             </w:pPr>
             <w:r>
               <w:rPr>
+                <w:b w:val="0"/>
                 <w:sz w:val="19"/>
               </w:rPr>
               <w:t>2</w:t>
@@ -5928,6 +6428,7 @@
             </w:pPr>
             <w:r>
               <w:rPr>
+                <w:b w:val="0"/>
                 <w:sz w:val="19"/>
               </w:rPr>
               <w:t>☐</w:t>
@@ -5946,6 +6447,7 @@
             </w:pPr>
             <w:r>
               <w:rPr>
+                <w:b w:val="0"/>
                 <w:sz w:val="19"/>
               </w:rPr>
               <w:t>H7</w:t>
@@ -5962,6 +6464,7 @@
             </w:pPr>
             <w:r>
               <w:rPr>
+                <w:b w:val="0"/>
                 <w:sz w:val="19"/>
               </w:rPr>
               <w:t>DATEV: Kanzlei, Berater- und Mandantennummer, heutiges Exportformat</w:t>
@@ -5978,6 +6481,7 @@
             </w:pPr>
             <w:r>
               <w:rPr>
+                <w:b w:val="0"/>
                 <w:sz w:val="19"/>
               </w:rPr>
               <w:t>Angabe</w:t>
@@ -5994,6 +6498,7 @@
             </w:pPr>
             <w:r>
               <w:rPr>
+                <w:b w:val="0"/>
                 <w:sz w:val="19"/>
               </w:rPr>
               <w:t>A. Krupa</w:t>
@@ -6010,6 +6515,7 @@
             </w:pPr>
             <w:r>
               <w:rPr>
+                <w:b w:val="0"/>
                 <w:sz w:val="19"/>
               </w:rPr>
               <w:t>2</w:t>
@@ -6026,6 +6532,7 @@
             </w:pPr>
             <w:r>
               <w:rPr>
+                <w:b w:val="0"/>
                 <w:sz w:val="19"/>
               </w:rPr>
               <w:t>☐</w:t>
@@ -6044,6 +6551,7 @@
             </w:pPr>
             <w:r>
               <w:rPr>
+                <w:b w:val="0"/>
                 <w:sz w:val="19"/>
               </w:rPr>
               <w:t>H8</w:t>
@@ -6060,6 +6568,7 @@
             </w:pPr>
             <w:r>
               <w:rPr>
+                <w:b w:val="0"/>
                 <w:sz w:val="19"/>
               </w:rPr>
               <w:t>Kostenstellen- und Kostenträgerstruktur, falls verwendet</w:t>
@@ -6076,6 +6585,7 @@
             </w:pPr>
             <w:r>
               <w:rPr>
+                <w:b w:val="0"/>
                 <w:sz w:val="19"/>
               </w:rPr>
               <w:t>Übersicht</w:t>
@@ -6092,6 +6602,7 @@
             </w:pPr>
             <w:r>
               <w:rPr>
+                <w:b w:val="0"/>
                 <w:sz w:val="19"/>
               </w:rPr>
               <w:t>A. Krupa</w:t>
@@ -6108,6 +6619,7 @@
             </w:pPr>
             <w:r>
               <w:rPr>
+                <w:b w:val="0"/>
                 <w:sz w:val="19"/>
               </w:rPr>
               <w:t>2</w:t>
@@ -6124,6 +6636,7 @@
             </w:pPr>
             <w:r>
               <w:rPr>
+                <w:b w:val="0"/>
                 <w:sz w:val="19"/>
               </w:rPr>
               <w:t>☐</w:t>
@@ -6304,6 +6817,7 @@
             </w:pPr>
             <w:r>
               <w:rPr>
+                <w:b w:val="0"/>
                 <w:sz w:val="19"/>
               </w:rPr>
               <w:t>I1</w:t>
@@ -6321,6 +6835,7 @@
             </w:pPr>
             <w:r>
               <w:rPr>
+                <w:b w:val="0"/>
                 <w:sz w:val="19"/>
               </w:rPr>
               <w:t>Datenbanksystem und Version (z. B. Firebird, MS SQL) sowie das Schema: Tabellen, Felder, Beziehungen</w:t>
@@ -6338,6 +6853,7 @@
             </w:pPr>
             <w:r>
               <w:rPr>
+                <w:b w:val="0"/>
                 <w:sz w:val="19"/>
               </w:rPr>
               <w:t>Schema-Export/PDF</w:t>
@@ -6355,6 +6871,7 @@
             </w:pPr>
             <w:r>
               <w:rPr>
+                <w:b w:val="0"/>
                 <w:sz w:val="19"/>
               </w:rPr>
               <w:t>Westbomke</w:t>
@@ -6372,6 +6889,7 @@
             </w:pPr>
             <w:r>
               <w:rPr>
+                <w:b w:val="0"/>
                 <w:sz w:val="19"/>
               </w:rPr>
               <w:t>1</w:t>
@@ -6389,6 +6907,7 @@
             </w:pPr>
             <w:r>
               <w:rPr>
+                <w:b w:val="0"/>
                 <w:sz w:val="19"/>
               </w:rPr>
               <w:t>☐</w:t>
@@ -6408,6 +6927,7 @@
             </w:pPr>
             <w:r>
               <w:rPr>
+                <w:b w:val="0"/>
                 <w:sz w:val="19"/>
               </w:rPr>
               <w:t>I2</w:t>
@@ -6425,6 +6945,7 @@
             </w:pPr>
             <w:r>
               <w:rPr>
+                <w:b w:val="0"/>
                 <w:sz w:val="19"/>
               </w:rPr>
               <w:t>Datenbank-Sicherung oder Vollexport aller Tabellen</w:t>
@@ -6442,6 +6963,7 @@
             </w:pPr>
             <w:r>
               <w:rPr>
+                <w:b w:val="0"/>
                 <w:sz w:val="19"/>
               </w:rPr>
               <w:t>Dump oder CSV je Tabelle</w:t>
@@ -6459,6 +6981,7 @@
             </w:pPr>
             <w:r>
               <w:rPr>
+                <w:b w:val="0"/>
                 <w:sz w:val="19"/>
               </w:rPr>
               <w:t>Westbomke</w:t>
@@ -6476,6 +6999,7 @@
             </w:pPr>
             <w:r>
               <w:rPr>
+                <w:b w:val="0"/>
                 <w:sz w:val="19"/>
               </w:rPr>
               <w:t>1</w:t>
@@ -6493,6 +7017,7 @@
             </w:pPr>
             <w:r>
               <w:rPr>
+                <w:b w:val="0"/>
                 <w:sz w:val="19"/>
               </w:rPr>
               <w:t>☐</w:t>
@@ -6511,6 +7036,7 @@
             </w:pPr>
             <w:r>
               <w:rPr>
+                <w:b w:val="0"/>
                 <w:sz w:val="19"/>
               </w:rPr>
               <w:t>I3</w:t>
@@ -6527,6 +7053,7 @@
             </w:pPr>
             <w:r>
               <w:rPr>
+                <w:b w:val="0"/>
                 <w:sz w:val="19"/>
               </w:rPr>
               <w:t>Quellcode der hauseigenen Software inklusive Delphi-Version und verwendeter Komponenten</w:t>
@@ -6543,6 +7070,7 @@
             </w:pPr>
             <w:r>
               <w:rPr>
+                <w:b w:val="0"/>
                 <w:sz w:val="19"/>
               </w:rPr>
               <w:t>Repository/Archiv</w:t>
@@ -6559,6 +7087,7 @@
             </w:pPr>
             <w:r>
               <w:rPr>
+                <w:b w:val="0"/>
                 <w:sz w:val="19"/>
               </w:rPr>
               <w:t>Westbomke</w:t>
@@ -6575,6 +7104,7 @@
             </w:pPr>
             <w:r>
               <w:rPr>
+                <w:b w:val="0"/>
                 <w:sz w:val="19"/>
               </w:rPr>
               <w:t>2</w:t>
@@ -6591,6 +7121,7 @@
             </w:pPr>
             <w:r>
               <w:rPr>
+                <w:b w:val="0"/>
                 <w:sz w:val="19"/>
               </w:rPr>
               <w:t>☐</w:t>
@@ -6610,6 +7141,7 @@
             </w:pPr>
             <w:r>
               <w:rPr>
+                <w:b w:val="0"/>
                 <w:sz w:val="19"/>
               </w:rPr>
               <w:t>I4</w:t>
@@ -6627,6 +7159,7 @@
             </w:pPr>
             <w:r>
               <w:rPr>
+                <w:b w:val="0"/>
                 <w:sz w:val="19"/>
               </w:rPr>
               <w:t>Schnittstellenliste: welches Gegensystem, welche Richtung, welches Format, welche Frequenz</w:t>
@@ -6644,6 +7177,7 @@
             </w:pPr>
             <w:r>
               <w:rPr>
+                <w:b w:val="0"/>
                 <w:sz w:val="19"/>
               </w:rPr>
               <w:t>Übersicht</w:t>
@@ -6661,6 +7195,7 @@
             </w:pPr>
             <w:r>
               <w:rPr>
+                <w:b w:val="0"/>
                 <w:sz w:val="19"/>
               </w:rPr>
               <w:t>Westbomke</w:t>
@@ -6678,6 +7213,7 @@
             </w:pPr>
             <w:r>
               <w:rPr>
+                <w:b w:val="0"/>
                 <w:sz w:val="19"/>
               </w:rPr>
               <w:t>1</w:t>
@@ -6695,6 +7231,7 @@
             </w:pPr>
             <w:r>
               <w:rPr>
+                <w:b w:val="0"/>
                 <w:sz w:val="19"/>
               </w:rPr>
               <w:t>☐</w:t>
@@ -6714,6 +7251,7 @@
             </w:pPr>
             <w:r>
               <w:rPr>
+                <w:b w:val="0"/>
                 <w:sz w:val="19"/>
               </w:rPr>
               <w:t>I5</w:t>
@@ -6731,6 +7269,7 @@
             </w:pPr>
             <w:r>
               <w:rPr>
+                <w:b w:val="0"/>
                 <w:sz w:val="19"/>
               </w:rPr>
               <w:t>Screenshots der Hauptmasken oder eine kurze Bildschirmaufnahme eines kompletten Durchlaufs</w:t>
@@ -6748,6 +7287,7 @@
             </w:pPr>
             <w:r>
               <w:rPr>
+                <w:b w:val="0"/>
                 <w:sz w:val="19"/>
               </w:rPr>
               <w:t>PNG/Video</w:t>
@@ -6765,6 +7305,7 @@
             </w:pPr>
             <w:r>
               <w:rPr>
+                <w:b w:val="0"/>
                 <w:sz w:val="19"/>
               </w:rPr>
               <w:t>M. Brand</w:t>
@@ -6782,6 +7323,7 @@
             </w:pPr>
             <w:r>
               <w:rPr>
+                <w:b w:val="0"/>
                 <w:sz w:val="19"/>
               </w:rPr>
               <w:t>1</w:t>
@@ -6799,6 +7341,7 @@
             </w:pPr>
             <w:r>
               <w:rPr>
+                <w:b w:val="0"/>
                 <w:sz w:val="19"/>
               </w:rPr>
               <w:t>☐</w:t>
@@ -6817,6 +7360,7 @@
             </w:pPr>
             <w:r>
               <w:rPr>
+                <w:b w:val="0"/>
                 <w:sz w:val="19"/>
               </w:rPr>
               <w:t>I6</w:t>
@@ -6833,6 +7377,7 @@
             </w:pPr>
             <w:r>
               <w:rPr>
+                <w:b w:val="0"/>
                 <w:sz w:val="19"/>
               </w:rPr>
               <w:t>Zugang zu einem Test- oder Kopiesystem für Rückfragen</w:t>
@@ -6849,6 +7394,7 @@
             </w:pPr>
             <w:r>
               <w:rPr>
+                <w:b w:val="0"/>
                 <w:sz w:val="19"/>
               </w:rPr>
               <w:t>Zugang</w:t>
@@ -6865,6 +7411,7 @@
             </w:pPr>
             <w:r>
               <w:rPr>
+                <w:b w:val="0"/>
                 <w:sz w:val="19"/>
               </w:rPr>
               <w:t>Westbomke</w:t>
@@ -6881,6 +7428,7 @@
             </w:pPr>
             <w:r>
               <w:rPr>
+                <w:b w:val="0"/>
                 <w:sz w:val="19"/>
               </w:rPr>
               <w:t>2</w:t>
@@ -6897,6 +7445,7 @@
             </w:pPr>
             <w:r>
               <w:rPr>
+                <w:b w:val="0"/>
                 <w:sz w:val="19"/>
               </w:rPr>
               <w:t>☐</w:t>
@@ -6915,6 +7464,7 @@
             </w:pPr>
             <w:r>
               <w:rPr>
+                <w:b w:val="0"/>
                 <w:sz w:val="19"/>
               </w:rPr>
               <w:t>I7</w:t>
@@ -6931,6 +7481,7 @@
             </w:pPr>
             <w:r>
               <w:rPr>
+                <w:b w:val="0"/>
                 <w:sz w:val="19"/>
               </w:rPr>
               <w:t>Lizenz- und Wartungssituation, betreuender Dienstleister</w:t>
@@ -6947,6 +7498,7 @@
             </w:pPr>
             <w:r>
               <w:rPr>
+                <w:b w:val="0"/>
                 <w:sz w:val="19"/>
               </w:rPr>
               <w:t>Angabe</w:t>
@@ -6963,6 +7515,7 @@
             </w:pPr>
             <w:r>
               <w:rPr>
+                <w:b w:val="0"/>
                 <w:sz w:val="19"/>
               </w:rPr>
               <w:t>Westbomke</w:t>
@@ -6979,6 +7532,7 @@
             </w:pPr>
             <w:r>
               <w:rPr>
+                <w:b w:val="0"/>
                 <w:sz w:val="19"/>
               </w:rPr>
               <w:t>2</w:t>
@@ -6995,6 +7549,7 @@
             </w:pPr>
             <w:r>
               <w:rPr>
+                <w:b w:val="0"/>
                 <w:sz w:val="19"/>
               </w:rPr>
               <w:t>☐</w:t>
@@ -7161,6 +7716,7 @@
             </w:pPr>
             <w:r>
               <w:rPr>
+                <w:b w:val="0"/>
                 <w:sz w:val="19"/>
               </w:rPr>
               <w:t>J1</w:t>
@@ -7177,6 +7733,7 @@
             </w:pPr>
             <w:r>
               <w:rPr>
+                <w:b w:val="0"/>
                 <w:sz w:val="19"/>
               </w:rPr>
               <w:t>Systemübersicht: Server, Betriebssysteme, Standorte, Backup-Verfahren</w:t>
@@ -7193,6 +7750,7 @@
             </w:pPr>
             <w:r>
               <w:rPr>
+                <w:b w:val="0"/>
                 <w:sz w:val="19"/>
               </w:rPr>
               <w:t>Übersicht</w:t>
@@ -7209,6 +7767,7 @@
             </w:pPr>
             <w:r>
               <w:rPr>
+                <w:b w:val="0"/>
                 <w:sz w:val="19"/>
               </w:rPr>
               <w:t>Westbomke</w:t>
@@ -7225,6 +7784,7 @@
             </w:pPr>
             <w:r>
               <w:rPr>
+                <w:b w:val="0"/>
                 <w:sz w:val="19"/>
               </w:rPr>
               <w:t>2</w:t>
@@ -7241,6 +7801,7 @@
             </w:pPr>
             <w:r>
               <w:rPr>
+                <w:b w:val="0"/>
                 <w:sz w:val="19"/>
               </w:rPr>
               <w:t>☐</w:t>
@@ -7259,6 +7820,7 @@
             </w:pPr>
             <w:r>
               <w:rPr>
+                <w:b w:val="0"/>
                 <w:sz w:val="19"/>
               </w:rPr>
               <w:t>J2</w:t>
@@ -7275,6 +7837,7 @@
             </w:pPr>
             <w:r>
               <w:rPr>
+                <w:b w:val="0"/>
                 <w:sz w:val="19"/>
               </w:rPr>
               <w:t>Microsoft 365: Tenant, Struktur von OneDrive und SharePoint, Postfächer</w:t>
@@ -7291,6 +7854,7 @@
             </w:pPr>
             <w:r>
               <w:rPr>
+                <w:b w:val="0"/>
                 <w:sz w:val="19"/>
               </w:rPr>
               <w:t>Übersicht</w:t>
@@ -7307,6 +7871,7 @@
             </w:pPr>
             <w:r>
               <w:rPr>
+                <w:b w:val="0"/>
                 <w:sz w:val="19"/>
               </w:rPr>
               <w:t>Westbomke</w:t>
@@ -7323,6 +7888,7 @@
             </w:pPr>
             <w:r>
               <w:rPr>
+                <w:b w:val="0"/>
                 <w:sz w:val="19"/>
               </w:rPr>
               <w:t>2</w:t>
@@ -7339,6 +7905,7 @@
             </w:pPr>
             <w:r>
               <w:rPr>
+                <w:b w:val="0"/>
                 <w:sz w:val="19"/>
               </w:rPr>
               <w:t>☐</w:t>
@@ -7358,6 +7925,7 @@
             </w:pPr>
             <w:r>
               <w:rPr>
+                <w:b w:val="0"/>
                 <w:sz w:val="19"/>
               </w:rPr>
               <w:t>J3</w:t>
@@ -7375,6 +7943,7 @@
             </w:pPr>
             <w:r>
               <w:rPr>
+                <w:b w:val="0"/>
                 <w:sz w:val="19"/>
               </w:rPr>
               <w:t>Endgeräte: Anzahl der Pixel-8-Geräte, weitere Geräte, Netzabdeckung in Technikzentralen (Offline-Fähigkeit nötig?)</w:t>
@@ -7392,6 +7961,7 @@
             </w:pPr>
             <w:r>
               <w:rPr>
+                <w:b w:val="0"/>
                 <w:sz w:val="19"/>
               </w:rPr>
               <w:t>Angabe</w:t>
@@ -7409,6 +7979,7 @@
             </w:pPr>
             <w:r>
               <w:rPr>
+                <w:b w:val="0"/>
                 <w:sz w:val="19"/>
               </w:rPr>
               <w:t>Westbomke</w:t>
@@ -7426,6 +7997,7 @@
             </w:pPr>
             <w:r>
               <w:rPr>
+                <w:b w:val="0"/>
                 <w:sz w:val="19"/>
               </w:rPr>
               <w:t>1</w:t>
@@ -7443,6 +8015,7 @@
             </w:pPr>
             <w:r>
               <w:rPr>
+                <w:b w:val="0"/>
                 <w:sz w:val="19"/>
               </w:rPr>
               <w:t>☐</w:t>
@@ -7461,6 +8034,7 @@
             </w:pPr>
             <w:r>
               <w:rPr>
+                <w:b w:val="0"/>
                 <w:sz w:val="19"/>
               </w:rPr>
               <w:t>J4</w:t>
@@ -7477,6 +8051,7 @@
             </w:pPr>
             <w:r>
               <w:rPr>
+                <w:b w:val="0"/>
                 <w:sz w:val="19"/>
               </w:rPr>
               <w:t>Nutzerliste mit Rolle und Standort – Grundlage für Odoo-Nutzer und Rechte</w:t>
@@ -7493,6 +8068,7 @@
             </w:pPr>
             <w:r>
               <w:rPr>
+                <w:b w:val="0"/>
                 <w:sz w:val="19"/>
               </w:rPr>
               <w:t>XLSX</w:t>
@@ -7509,6 +8085,7 @@
             </w:pPr>
             <w:r>
               <w:rPr>
+                <w:b w:val="0"/>
                 <w:sz w:val="19"/>
               </w:rPr>
               <w:t>Wilke / Bermpohl</w:t>
@@ -7525,6 +8102,7 @@
             </w:pPr>
             <w:r>
               <w:rPr>
+                <w:b w:val="0"/>
                 <w:sz w:val="19"/>
               </w:rPr>
               <w:t>2</w:t>
@@ -7541,6 +8119,7 @@
             </w:pPr>
             <w:r>
               <w:rPr>
+                <w:b w:val="0"/>
                 <w:sz w:val="19"/>
               </w:rPr>
               <w:t>☐</w:t>
@@ -7559,6 +8138,7 @@
             </w:pPr>
             <w:r>
               <w:rPr>
+                <w:b w:val="0"/>
                 <w:sz w:val="19"/>
               </w:rPr>
               <w:t>J5</w:t>
@@ -7575,6 +8155,7 @@
             </w:pPr>
             <w:r>
               <w:rPr>
+                <w:b w:val="0"/>
                 <w:sz w:val="19"/>
               </w:rPr>
               <w:t>Datenschutz: Vorlage für den Auftragsverarbeitungsvertrag, Löschfristen, zulässige Speicherorte</w:t>
@@ -7591,6 +8172,7 @@
             </w:pPr>
             <w:r>
               <w:rPr>
+                <w:b w:val="0"/>
                 <w:sz w:val="19"/>
               </w:rPr>
               <w:t>PDF</w:t>
@@ -7607,6 +8189,7 @@
             </w:pPr>
             <w:r>
               <w:rPr>
+                <w:b w:val="0"/>
                 <w:sz w:val="19"/>
               </w:rPr>
               <w:t>Wilke / Bermpohl</w:t>
@@ -7623,6 +8206,7 @@
             </w:pPr>
             <w:r>
               <w:rPr>
+                <w:b w:val="0"/>
                 <w:sz w:val="19"/>
               </w:rPr>
               <w:t>2</w:t>
@@ -7639,6 +8223,7 @@
             </w:pPr>
             <w:r>
               <w:rPr>
+                <w:b w:val="0"/>
                 <w:sz w:val="19"/>
               </w:rPr>
               <w:t>☐</w:t>
@@ -7806,6 +8391,7 @@
             </w:pPr>
             <w:r>
               <w:rPr>
+                <w:b w:val="0"/>
                 <w:sz w:val="19"/>
               </w:rPr>
               <w:t>K1</w:t>
@@ -7823,6 +8409,7 @@
             </w:pPr>
             <w:r>
               <w:rPr>
+                <w:b w:val="0"/>
                 <w:sz w:val="19"/>
               </w:rPr>
               <w:t>Handelsregisterauszüge biotec und biotec Süd sowie die Gesellschaftsstruktur – entscheidet über die Mehrgesellschafts-Einrichtung in Odoo</w:t>
@@ -7840,6 +8427,7 @@
             </w:pPr>
             <w:r>
               <w:rPr>
+                <w:b w:val="0"/>
                 <w:sz w:val="19"/>
               </w:rPr>
               <w:t>PDF</w:t>
@@ -7857,6 +8445,7 @@
             </w:pPr>
             <w:r>
               <w:rPr>
+                <w:b w:val="0"/>
                 <w:sz w:val="19"/>
               </w:rPr>
               <w:t>Wilke / Bermpohl</w:t>
@@ -7874,6 +8463,7 @@
             </w:pPr>
             <w:r>
               <w:rPr>
+                <w:b w:val="0"/>
                 <w:sz w:val="19"/>
               </w:rPr>
               <w:t>1</w:t>
@@ -7891,6 +8481,7 @@
             </w:pPr>
             <w:r>
               <w:rPr>
+                <w:b w:val="0"/>
                 <w:sz w:val="19"/>
               </w:rPr>
               <w:t>☐</w:t>
@@ -7909,6 +8500,7 @@
             </w:pPr>
             <w:r>
               <w:rPr>
+                <w:b w:val="0"/>
                 <w:sz w:val="19"/>
               </w:rPr>
               <w:t>K2</w:t>
@@ -7925,6 +8517,7 @@
             </w:pPr>
             <w:r>
               <w:rPr>
+                <w:b w:val="0"/>
                 <w:sz w:val="19"/>
               </w:rPr>
               <w:t>Organigramm mit Standorten und Teams</w:t>
@@ -7941,6 +8534,7 @@
             </w:pPr>
             <w:r>
               <w:rPr>
+                <w:b w:val="0"/>
                 <w:sz w:val="19"/>
               </w:rPr>
               <w:t>PDF</w:t>
@@ -7957,6 +8551,7 @@
             </w:pPr>
             <w:r>
               <w:rPr>
+                <w:b w:val="0"/>
                 <w:sz w:val="19"/>
               </w:rPr>
               <w:t>Wilke / Bermpohl</w:t>
@@ -7973,6 +8568,7 @@
             </w:pPr>
             <w:r>
               <w:rPr>
+                <w:b w:val="0"/>
                 <w:sz w:val="19"/>
               </w:rPr>
               <w:t>2</w:t>
@@ -7989,6 +8585,7 @@
             </w:pPr>
             <w:r>
               <w:rPr>
+                <w:b w:val="0"/>
                 <w:sz w:val="19"/>
               </w:rPr>
               <w:t>☐</w:t>
@@ -8007,6 +8604,7 @@
             </w:pPr>
             <w:r>
               <w:rPr>
+                <w:b w:val="0"/>
                 <w:sz w:val="19"/>
               </w:rPr>
               <w:t>K3</w:t>
@@ -8023,6 +8621,7 @@
             </w:pPr>
             <w:r>
               <w:rPr>
+                <w:b w:val="0"/>
                 <w:sz w:val="19"/>
               </w:rPr>
               <w:t>Zeiterfassung: wird heute erfasst, womit? Interne Stunden- und Kostensätze</w:t>
@@ -8039,6 +8638,7 @@
             </w:pPr>
             <w:r>
               <w:rPr>
+                <w:b w:val="0"/>
                 <w:sz w:val="19"/>
               </w:rPr>
               <w:t>Angabe</w:t>
@@ -8055,6 +8655,7 @@
             </w:pPr>
             <w:r>
               <w:rPr>
+                <w:b w:val="0"/>
                 <w:sz w:val="19"/>
               </w:rPr>
               <w:t>Wilke / Bermpohl</w:t>
@@ -8071,6 +8672,7 @@
             </w:pPr>
             <w:r>
               <w:rPr>
+                <w:b w:val="0"/>
                 <w:sz w:val="19"/>
               </w:rPr>
               <w:t>2</w:t>
@@ -8087,6 +8689,7 @@
             </w:pPr>
             <w:r>
               <w:rPr>
+                <w:b w:val="0"/>
                 <w:sz w:val="19"/>
               </w:rPr>
               <w:t>☐</w:t>
@@ -8105,6 +8708,7 @@
             </w:pPr>
             <w:r>
               <w:rPr>
+                <w:b w:val="0"/>
                 <w:sz w:val="19"/>
               </w:rPr>
               <w:t>K4</w:t>
@@ -8121,6 +8725,7 @@
             </w:pPr>
             <w:r>
               <w:rPr>
+                <w:b w:val="0"/>
                 <w:sz w:val="19"/>
               </w:rPr>
               <w:t>Reisekosten- und Spesenprozess, Fahrzeuge</w:t>
@@ -8137,6 +8742,7 @@
             </w:pPr>
             <w:r>
               <w:rPr>
+                <w:b w:val="0"/>
                 <w:sz w:val="19"/>
               </w:rPr>
               <w:t>Beschreibung</w:t>
@@ -8153,6 +8759,7 @@
             </w:pPr>
             <w:r>
               <w:rPr>
+                <w:b w:val="0"/>
                 <w:sz w:val="19"/>
               </w:rPr>
               <w:t>A. Krupa</w:t>
@@ -8169,6 +8776,7 @@
             </w:pPr>
             <w:r>
               <w:rPr>
+                <w:b w:val="0"/>
                 <w:sz w:val="19"/>
               </w:rPr>
               <w:t>3</w:t>
@@ -8185,6 +8793,7 @@
             </w:pPr>
             <w:r>
               <w:rPr>
+                <w:b w:val="0"/>
                 <w:sz w:val="19"/>
               </w:rPr>
               <w:t>☐</w:t>
@@ -8203,6 +8812,7 @@
             </w:pPr>
             <w:r>
               <w:rPr>
+                <w:b w:val="0"/>
                 <w:sz w:val="19"/>
               </w:rPr>
               <w:t>K5</w:t>
@@ -8219,6 +8829,7 @@
             </w:pPr>
             <w:r>
               <w:rPr>
+                <w:b w:val="0"/>
                 <w:sz w:val="19"/>
               </w:rPr>
               <w:t>Archivierungs- und Aufbewahrungsvorgaben (GoBD, Nachweispflichten aus VDI)</w:t>
@@ -8235,6 +8846,7 @@
             </w:pPr>
             <w:r>
               <w:rPr>
+                <w:b w:val="0"/>
                 <w:sz w:val="19"/>
               </w:rPr>
               <w:t>Beschreibung</w:t>
@@ -8251,6 +8863,7 @@
             </w:pPr>
             <w:r>
               <w:rPr>
+                <w:b w:val="0"/>
                 <w:sz w:val="19"/>
               </w:rPr>
               <w:t>Wilke / Bermpohl</w:t>
@@ -8267,6 +8880,7 @@
             </w:pPr>
             <w:r>
               <w:rPr>
+                <w:b w:val="0"/>
                 <w:sz w:val="19"/>
               </w:rPr>
               <w:t>3</w:t>
@@ -8283,6 +8897,7 @@
             </w:pPr>
             <w:r>
               <w:rPr>
+                <w:b w:val="0"/>
                 <w:sz w:val="19"/>
               </w:rPr>
               <w:t>☐</w:t>
@@ -8462,6 +9077,7 @@
             </w:pPr>
             <w:r>
               <w:rPr>
+                <w:b w:val="0"/>
                 <w:sz w:val="19"/>
               </w:rPr>
               <w:t>L1</w:t>
@@ -8478,6 +9094,7 @@
             </w:pPr>
             <w:r>
               <w:rPr>
+                <w:b w:val="0"/>
                 <w:sz w:val="19"/>
               </w:rPr>
               <w:t>Vorlage des Reporting Package und die Melderhythmen</w:t>
@@ -8494,6 +9111,7 @@
             </w:pPr>
             <w:r>
               <w:rPr>
+                <w:b w:val="0"/>
                 <w:sz w:val="19"/>
               </w:rPr>
               <w:t>XLSX/PDF</w:t>
@@ -8510,6 +9128,7 @@
             </w:pPr>
             <w:r>
               <w:rPr>
+                <w:b w:val="0"/>
                 <w:sz w:val="19"/>
               </w:rPr>
               <w:t>Wilke / Bermpohl</w:t>
@@ -8526,6 +9145,7 @@
             </w:pPr>
             <w:r>
               <w:rPr>
+                <w:b w:val="0"/>
                 <w:sz w:val="19"/>
               </w:rPr>
               <w:t>2</w:t>
@@ -8542,6 +9162,7 @@
             </w:pPr>
             <w:r>
               <w:rPr>
+                <w:b w:val="0"/>
                 <w:sz w:val="19"/>
               </w:rPr>
               <w:t>☐</w:t>
@@ -8560,6 +9181,7 @@
             </w:pPr>
             <w:r>
               <w:rPr>
+                <w:b w:val="0"/>
                 <w:sz w:val="19"/>
               </w:rPr>
               <w:t>L2</w:t>
@@ -8576,6 +9198,7 @@
             </w:pPr>
             <w:r>
               <w:rPr>
+                <w:b w:val="0"/>
                 <w:sz w:val="19"/>
               </w:rPr>
               <w:t>Konzernkontenplan und Mapping auf die lokalen Konten, falls vorhanden</w:t>
@@ -8592,6 +9215,7 @@
             </w:pPr>
             <w:r>
               <w:rPr>
+                <w:b w:val="0"/>
                 <w:sz w:val="19"/>
               </w:rPr>
               <w:t>XLSX</w:t>
@@ -8608,6 +9232,7 @@
             </w:pPr>
             <w:r>
               <w:rPr>
+                <w:b w:val="0"/>
                 <w:sz w:val="19"/>
               </w:rPr>
               <w:t>A. Krupa</w:t>
@@ -8624,6 +9249,7 @@
             </w:pPr>
             <w:r>
               <w:rPr>
+                <w:b w:val="0"/>
                 <w:sz w:val="19"/>
               </w:rPr>
               <w:t>3</w:t>
@@ -8640,6 +9266,7 @@
             </w:pPr>
             <w:r>
               <w:rPr>
+                <w:b w:val="0"/>
                 <w:sz w:val="19"/>
               </w:rPr>
               <w:t>☐</w:t>
@@ -8658,6 +9285,7 @@
             </w:pPr>
             <w:r>
               <w:rPr>
+                <w:b w:val="0"/>
                 <w:sz w:val="19"/>
               </w:rPr>
               <w:t>L3</w:t>
@@ -8674,6 +9302,7 @@
             </w:pPr>
             <w:r>
               <w:rPr>
+                <w:b w:val="0"/>
                 <w:sz w:val="19"/>
               </w:rPr>
               <w:t>Intercompany-Leistungen zwischen Gruppengesellschaften</w:t>
@@ -8690,6 +9319,7 @@
             </w:pPr>
             <w:r>
               <w:rPr>
+                <w:b w:val="0"/>
                 <w:sz w:val="19"/>
               </w:rPr>
               <w:t>Übersicht</w:t>
@@ -8706,6 +9336,7 @@
             </w:pPr>
             <w:r>
               <w:rPr>
+                <w:b w:val="0"/>
                 <w:sz w:val="19"/>
               </w:rPr>
               <w:t>A. Krupa</w:t>
@@ -8722,6 +9353,7 @@
             </w:pPr>
             <w:r>
               <w:rPr>
+                <w:b w:val="0"/>
                 <w:sz w:val="19"/>
               </w:rPr>
               <w:t>3</w:t>
@@ -8738,6 +9370,7 @@
             </w:pPr>
             <w:r>
               <w:rPr>
+                <w:b w:val="0"/>
                 <w:sz w:val="19"/>
               </w:rPr>
               <w:t>☐</w:t>

--- a/04_Kundendokumente/Datenanforderung_biotec.docx
+++ b/04_Kundendokumente/Datenanforderung_biotec.docx
@@ -482,7 +482,7 @@
         <w:ind w:left="397"/>
       </w:pPr>
       <w:r>
-        <w:t>– Personenbezogene Daten: siehe den eigenen Abschnitt unten – Stammdaten brauchen wir mit echten Angaben, bei reinen Mustern genügen Beispielzeilen.</w:t>
+        <w:t>– Bitte nichts vorher filtern, bearbeiten oder schwärzen. Exporte so, wie sie im System stehen – die Vertraulichkeitsvereinbarung deckt das ab.</w:t>
       </w:r>
     </w:p>
     <w:p>
@@ -492,252 +492,6 @@
       </w:pPr>
       <w:r>
         <w:t>– Ein Ordner je Block (A bis L) hilft uns bei der Zuordnung.</w:t>
-      </w:r>
-    </w:p>
-    <w:p>
-      <w:pPr>
-        <w:spacing w:before="280" w:after="0"/>
-      </w:pPr>
-      <w:r>
-        <w:rPr>
-          <w:rFonts w:ascii="Calibri" w:hAnsi="Calibri"/>
-          <w:b/>
-          <w:color w:val="7F7F7F"/>
-          <w:sz w:val="15"/>
-        </w:rPr>
-        <w:t>WAS ECHT SEIN MUSS UND WAS NICHT</w:t>
-      </w:r>
-    </w:p>
-    <w:p>
-      <w:pPr>
-        <w:spacing w:before="40" w:after="120"/>
-        <w:pBdr>
-          <w:bottom w:val="single" w:sz="8" w:space="2" w:color="1F4E79"/>
-        </w:pBdr>
-      </w:pPr>
-      <w:r>
-        <w:rPr>
-          <w:b/>
-          <w:color w:val="1F4E79"/>
-          <w:sz w:val="26"/>
-        </w:rPr>
-        <w:t>Personenbezogene Daten</w:t>
-      </w:r>
-    </w:p>
-    <w:p>
-      <w:pPr>
-        <w:spacing w:after="160"/>
-      </w:pPr>
-      <w:r>
-        <w:rPr>
-          <w:i w:val="0"/>
-          <w:sz w:val="21"/>
-        </w:rPr>
-        <w:t>Eine vollständige Anonymisierung ist bei den meisten Positionen weder möglich noch sinnvoll: Kunden, Ansprechpartner und Anlagen sollen ja genau so in Odoo stehen. Deshalb unterscheiden wir zwei Fälle.</w:t>
-      </w:r>
-    </w:p>
-    <w:tbl>
-      <w:tblPr>
-        <w:tblStyle w:val="TableGrid"/>
-        <w:tblW w:type="auto" w:w="0"/>
-        <w:jc w:val="left"/>
-        <w:tblLook w:firstColumn="1" w:firstRow="1" w:lastColumn="0" w:lastRow="0" w:noHBand="0" w:noVBand="1" w:val="04A0"/>
-      </w:tblPr>
-      <w:tblGrid>
-        <w:gridCol w:w="3213"/>
-        <w:gridCol w:w="3213"/>
-        <w:gridCol w:w="3213"/>
-      </w:tblGrid>
-      <w:tr>
-        <w:tc>
-          <w:tcPr>
-            <w:tcW w:type="dxa" w:w="1928"/>
-            <w:shd w:val="clear" w:fill="1F4E79"/>
-          </w:tcPr>
-          <w:p>
-            <w:pPr>
-              <w:spacing w:after="0"/>
-            </w:pPr>
-            <w:r>
-              <w:rPr>
-                <w:b/>
-                <w:color w:val="FFFFFF"/>
-                <w:sz w:val="19"/>
-              </w:rPr>
-              <w:t>Fall</w:t>
-            </w:r>
-          </w:p>
-        </w:tc>
-        <w:tc>
-          <w:tcPr>
-            <w:tcW w:type="dxa" w:w="3742"/>
-            <w:shd w:val="clear" w:fill="1F4E79"/>
-          </w:tcPr>
-          <w:p>
-            <w:pPr>
-              <w:spacing w:after="0"/>
-            </w:pPr>
-            <w:r>
-              <w:rPr>
-                <w:b/>
-                <w:color w:val="FFFFFF"/>
-                <w:sz w:val="19"/>
-              </w:rPr>
-              <w:t>Beispiele</w:t>
-            </w:r>
-          </w:p>
-        </w:tc>
-        <w:tc>
-          <w:tcPr>
-            <w:tcW w:type="dxa" w:w="3969"/>
-            <w:shd w:val="clear" w:fill="1F4E79"/>
-          </w:tcPr>
-          <w:p>
-            <w:pPr>
-              <w:spacing w:after="0"/>
-            </w:pPr>
-            <w:r>
-              <w:rPr>
-                <w:b/>
-                <w:color w:val="FFFFFF"/>
-                <w:sz w:val="19"/>
-              </w:rPr>
-              <w:t>Was wir brauchen</w:t>
-            </w:r>
-          </w:p>
-        </w:tc>
-      </w:tr>
-      <w:tr>
-        <w:tc>
-          <w:tcPr>
-            <w:tcW w:type="dxa" w:w="1928"/>
-          </w:tcPr>
-          <w:p>
-            <w:pPr>
-              <w:spacing w:after="0"/>
-            </w:pPr>
-            <w:r>
-              <w:rPr>
-                <w:b w:val="0"/>
-                <w:sz w:val="19"/>
-              </w:rPr>
-              <w:t>Wird nach Odoo übernommen</w:t>
-            </w:r>
-          </w:p>
-        </w:tc>
-        <w:tc>
-          <w:tcPr>
-            <w:tcW w:type="dxa" w:w="3742"/>
-          </w:tcPr>
-          <w:p>
-            <w:pPr>
-              <w:spacing w:after="0"/>
-            </w:pPr>
-            <w:r>
-              <w:rPr>
-                <w:b w:val="0"/>
-                <w:sz w:val="19"/>
-              </w:rPr>
-              <w:t>A1 Kunden mit Ansprechpartnern, A3 Lieferanten, B1 Anlagen, E1/E2 Angebote und Rechnungen, F1 Artikel, H5 offene Posten, J4 Nutzerliste</w:t>
-            </w:r>
-          </w:p>
-        </w:tc>
-        <w:tc>
-          <w:tcPr>
-            <w:tcW w:type="dxa" w:w="3969"/>
-          </w:tcPr>
-          <w:p>
-            <w:pPr>
-              <w:spacing w:after="0"/>
-            </w:pPr>
-            <w:r>
-              <w:rPr>
-                <w:b/>
-                <w:sz w:val="19"/>
-              </w:rPr>
-              <w:t>Echte Daten.</w:t>
-            </w:r>
-            <w:r>
-              <w:rPr>
-                <w:b w:val="0"/>
-                <w:sz w:val="19"/>
-              </w:rPr>
-              <w:t xml:space="preserve"> Diese Datensätze sind das Migrationsziel – anonymisiert wären sie wertlos. Rechtliche Grundlage: diese Vertraulichkeitsvereinbarung, bei Bedarf ergänzt um einen Vertrag zur Auftragsverarbeitung nach Art. 28 DSGVO</w:t>
-            </w:r>
-          </w:p>
-        </w:tc>
-      </w:tr>
-      <w:tr>
-        <w:tc>
-          <w:tcPr>
-            <w:tcW w:type="dxa" w:w="1928"/>
-          </w:tcPr>
-          <w:p>
-            <w:pPr>
-              <w:spacing w:after="0"/>
-            </w:pPr>
-            <w:r>
-              <w:rPr>
-                <w:b w:val="0"/>
-                <w:sz w:val="19"/>
-              </w:rPr>
-              <w:t>Nur Struktur und Layout</w:t>
-            </w:r>
-          </w:p>
-        </w:tc>
-        <w:tc>
-          <w:tcPr>
-            <w:tcW w:type="dxa" w:w="3742"/>
-          </w:tcPr>
-          <w:p>
-            <w:pPr>
-              <w:spacing w:after="0"/>
-            </w:pPr>
-            <w:r>
-              <w:rPr>
-                <w:b w:val="0"/>
-                <w:sz w:val="19"/>
-              </w:rPr>
-              <w:t>C1 Probenbegleitschein, D1 Gutachten als Muster, D3 Belegmuster, G4 Teilnehmerliste</w:t>
-            </w:r>
-          </w:p>
-        </w:tc>
-        <w:tc>
-          <w:tcPr>
-            <w:tcW w:type="dxa" w:w="3969"/>
-          </w:tcPr>
-          <w:p>
-            <w:pPr>
-              <w:spacing w:after="0"/>
-            </w:pPr>
-            <w:r>
-              <w:rPr>
-                <w:b/>
-                <w:sz w:val="19"/>
-              </w:rPr>
-              <w:t>Beispielzeilen genügen.</w:t>
-            </w:r>
-            <w:r>
-              <w:rPr>
-                <w:b w:val="0"/>
-                <w:sz w:val="19"/>
-              </w:rPr>
-              <w:t xml:space="preserve"> Personennamen dürfen geschwärzt, ersetzt oder erfunden sein – wir brauchen nur Felder, Aufbau und Layout, nicht die Inhalte</w:t>
-            </w:r>
-          </w:p>
-        </w:tc>
-      </w:tr>
-    </w:tbl>
-    <w:p>
-      <w:pPr>
-        <w:spacing w:after="160"/>
-      </w:pPr>
-      <w:r>
-        <w:rPr>
-          <w:i/>
-          <w:sz w:val="19"/>
-        </w:rPr>
-        <w:t>Wenn Sie unsicher sind, ob eine Position in den ersten oder zweiten Fall gehört: fragen Sie kurz nach. Wir schauen gemeinsam auf die Datei, das ist in zwei Minuten geklärt.</w:t>
       </w:r>
     </w:p>
     <w:p>
@@ -2996,7 +2750,7 @@
                 <w:b w:val="0"/>
                 <w:sz w:val="19"/>
               </w:rPr>
-              <w:t>Je Berichtstyp ein fertiges Gutachten als PDF – anonymisiert genügt</w:t>
+              <w:t>Je Berichtstyp ein fertiges Gutachten als PDF</w:t>
             </w:r>
           </w:p>
         </w:tc>
@@ -5273,7 +5027,7 @@
                 <w:b w:val="0"/>
                 <w:sz w:val="19"/>
               </w:rPr>
-              <w:t>Teilnehmerliste – als Muster genügen wenige Beispielzeilen, anonymisiert. Sollen historische Teilnehmer für Bescheinigungen übernommen werden, brauchen wir sie später mit echten Angaben</w:t>
+              <w:t>Teilnehmerlisten – auch, falls historische Teilnehmer für das Nachdrucken von Bescheinigungen übernommen werden sollen</w:t>
             </w:r>
           </w:p>
         </w:tc>
@@ -9400,7 +9154,7 @@
         <w:rPr>
           <w:sz w:val="20"/>
         </w:rPr>
-        <w:t>Quellcode, Datenbanksicherungen und Kundendaten behandeln wir vertraulich und verwenden sie ausschließlich für dieses Projekt. Sie werden getrennt von der Projektdokumentation aufbewahrt und nach Projektende auf Wunsch gelöscht. Falls für die Übergabe eine Vertraulichkeitsvereinbarung nötig ist, sagen Sie uns Bescheid – wir zeichnen sie vor der Übergabe.</w:t>
+        <w:t>Quellcode, Datenbanksicherungen und Kundendaten behandeln wir vertraulich und verwenden sie ausschließlich für dieses Projekt. Sie werden getrennt von der Projektdokumentation aufbewahrt und nach Projektende auf Wunsch gelöscht. Falls für die Übergabe eine Vertraulichkeitsvereinbarung nötig ist, sagen Sie uns Bescheid – wir zeichnen sie vor der Übergabe. Damit entfällt auch jede Notwendigkeit, Daten vorab zu anonymisieren oder zu schwärzen.</w:t>
       </w:r>
     </w:p>
     <w:p>
